--- a/KNN/KNN.docx
+++ b/KNN/KNN.docx
@@ -20,6 +20,9 @@
         <w:t xml:space="preserve">                                </w:t>
       </w:r>
       <w:r>
+        <w:rPr>
+          <w:noProof/>
+        </w:rPr>
         <w:drawing>
           <wp:inline distT="0" distB="0" distL="0" distR="0" wp14:anchorId="049F9A13" wp14:editId="0AB7ABA0">
             <wp:extent cx="3522585" cy="1358900"/>
@@ -72,6 +75,9 @@
     <w:p/>
     <w:p>
       <w:r>
+        <w:rPr>
+          <w:noProof/>
+        </w:rPr>
         <w:lastRenderedPageBreak/>
         <w:drawing>
           <wp:inline distT="0" distB="0" distL="0" distR="0" wp14:anchorId="55BE1EA1" wp14:editId="19D78108">
@@ -112,6 +118,9 @@
     </w:p>
     <w:p>
       <w:r>
+        <w:rPr>
+          <w:noProof/>
+        </w:rPr>
         <w:drawing>
           <wp:inline distT="0" distB="0" distL="0" distR="0" wp14:anchorId="2D952291" wp14:editId="0DE01F3E">
             <wp:extent cx="5731510" cy="5159375"/>
@@ -149,6 +158,2439 @@
         </w:drawing>
       </w:r>
     </w:p>
+    <w:p>
+      <w:r>
+        <w:drawing>
+          <wp:inline distT="0" distB="0" distL="0" distR="0" wp14:anchorId="6A08AE09" wp14:editId="49421B13">
+            <wp:extent cx="5731510" cy="471170"/>
+            <wp:effectExtent l="0" t="0" r="2540" b="5080"/>
+            <wp:docPr id="915955031" name="Picture 1"/>
+            <wp:cNvGraphicFramePr>
+              <a:graphicFrameLocks xmlns:a="http://schemas.openxmlformats.org/drawingml/2006/main" noChangeAspect="1"/>
+            </wp:cNvGraphicFramePr>
+            <a:graphic xmlns:a="http://schemas.openxmlformats.org/drawingml/2006/main">
+              <a:graphicData uri="http://schemas.openxmlformats.org/drawingml/2006/picture">
+                <pic:pic xmlns:pic="http://schemas.openxmlformats.org/drawingml/2006/picture">
+                  <pic:nvPicPr>
+                    <pic:cNvPr id="915955031" name=""/>
+                    <pic:cNvPicPr/>
+                  </pic:nvPicPr>
+                  <pic:blipFill>
+                    <a:blip r:embed="rId7"/>
+                    <a:stretch>
+                      <a:fillRect/>
+                    </a:stretch>
+                  </pic:blipFill>
+                  <pic:spPr>
+                    <a:xfrm>
+                      <a:off x="0" y="0"/>
+                      <a:ext cx="5731510" cy="471170"/>
+                    </a:xfrm>
+                    <a:prstGeom prst="rect">
+                      <a:avLst/>
+                    </a:prstGeom>
+                  </pic:spPr>
+                </pic:pic>
+              </a:graphicData>
+            </a:graphic>
+          </wp:inline>
+        </w:drawing>
+      </w:r>
+    </w:p>
+    <w:p>
+      <w:r>
+        <w:drawing>
+          <wp:inline distT="0" distB="0" distL="0" distR="0" wp14:anchorId="22389E8E" wp14:editId="54647765">
+            <wp:extent cx="5731510" cy="243840"/>
+            <wp:effectExtent l="0" t="0" r="2540" b="3810"/>
+            <wp:docPr id="325410022" name="Picture 1"/>
+            <wp:cNvGraphicFramePr>
+              <a:graphicFrameLocks xmlns:a="http://schemas.openxmlformats.org/drawingml/2006/main" noChangeAspect="1"/>
+            </wp:cNvGraphicFramePr>
+            <a:graphic xmlns:a="http://schemas.openxmlformats.org/drawingml/2006/main">
+              <a:graphicData uri="http://schemas.openxmlformats.org/drawingml/2006/picture">
+                <pic:pic xmlns:pic="http://schemas.openxmlformats.org/drawingml/2006/picture">
+                  <pic:nvPicPr>
+                    <pic:cNvPr id="325410022" name=""/>
+                    <pic:cNvPicPr/>
+                  </pic:nvPicPr>
+                  <pic:blipFill>
+                    <a:blip r:embed="rId8"/>
+                    <a:stretch>
+                      <a:fillRect/>
+                    </a:stretch>
+                  </pic:blipFill>
+                  <pic:spPr>
+                    <a:xfrm>
+                      <a:off x="0" y="0"/>
+                      <a:ext cx="5731510" cy="243840"/>
+                    </a:xfrm>
+                    <a:prstGeom prst="rect">
+                      <a:avLst/>
+                    </a:prstGeom>
+                  </pic:spPr>
+                </pic:pic>
+              </a:graphicData>
+            </a:graphic>
+          </wp:inline>
+        </w:drawing>
+      </w:r>
+    </w:p>
+    <w:p>
+      <w:r>
+        <w:drawing>
+          <wp:inline distT="0" distB="0" distL="0" distR="0" wp14:anchorId="115938DD" wp14:editId="0DB80DFD">
+            <wp:extent cx="5731510" cy="234950"/>
+            <wp:effectExtent l="0" t="0" r="2540" b="0"/>
+            <wp:docPr id="1387963823" name="Picture 1"/>
+            <wp:cNvGraphicFramePr>
+              <a:graphicFrameLocks xmlns:a="http://schemas.openxmlformats.org/drawingml/2006/main" noChangeAspect="1"/>
+            </wp:cNvGraphicFramePr>
+            <a:graphic xmlns:a="http://schemas.openxmlformats.org/drawingml/2006/main">
+              <a:graphicData uri="http://schemas.openxmlformats.org/drawingml/2006/picture">
+                <pic:pic xmlns:pic="http://schemas.openxmlformats.org/drawingml/2006/picture">
+                  <pic:nvPicPr>
+                    <pic:cNvPr id="1387963823" name=""/>
+                    <pic:cNvPicPr/>
+                  </pic:nvPicPr>
+                  <pic:blipFill>
+                    <a:blip r:embed="rId9"/>
+                    <a:stretch>
+                      <a:fillRect/>
+                    </a:stretch>
+                  </pic:blipFill>
+                  <pic:spPr>
+                    <a:xfrm>
+                      <a:off x="0" y="0"/>
+                      <a:ext cx="5731510" cy="234950"/>
+                    </a:xfrm>
+                    <a:prstGeom prst="rect">
+                      <a:avLst/>
+                    </a:prstGeom>
+                  </pic:spPr>
+                </pic:pic>
+              </a:graphicData>
+            </a:graphic>
+          </wp:inline>
+        </w:drawing>
+      </w:r>
+    </w:p>
+    <w:p>
+      <w:r>
+        <w:drawing>
+          <wp:inline distT="0" distB="0" distL="0" distR="0" wp14:anchorId="6679D179" wp14:editId="203240A3">
+            <wp:extent cx="5731510" cy="466090"/>
+            <wp:effectExtent l="0" t="0" r="2540" b="0"/>
+            <wp:docPr id="630874383" name="Picture 1"/>
+            <wp:cNvGraphicFramePr>
+              <a:graphicFrameLocks xmlns:a="http://schemas.openxmlformats.org/drawingml/2006/main" noChangeAspect="1"/>
+            </wp:cNvGraphicFramePr>
+            <a:graphic xmlns:a="http://schemas.openxmlformats.org/drawingml/2006/main">
+              <a:graphicData uri="http://schemas.openxmlformats.org/drawingml/2006/picture">
+                <pic:pic xmlns:pic="http://schemas.openxmlformats.org/drawingml/2006/picture">
+                  <pic:nvPicPr>
+                    <pic:cNvPr id="630874383" name=""/>
+                    <pic:cNvPicPr/>
+                  </pic:nvPicPr>
+                  <pic:blipFill>
+                    <a:blip r:embed="rId10"/>
+                    <a:stretch>
+                      <a:fillRect/>
+                    </a:stretch>
+                  </pic:blipFill>
+                  <pic:spPr>
+                    <a:xfrm>
+                      <a:off x="0" y="0"/>
+                      <a:ext cx="5731510" cy="466090"/>
+                    </a:xfrm>
+                    <a:prstGeom prst="rect">
+                      <a:avLst/>
+                    </a:prstGeom>
+                  </pic:spPr>
+                </pic:pic>
+              </a:graphicData>
+            </a:graphic>
+          </wp:inline>
+        </w:drawing>
+      </w:r>
+    </w:p>
+    <w:p>
+      <w:r>
+        <w:drawing>
+          <wp:inline distT="0" distB="0" distL="0" distR="0" wp14:anchorId="468B6D2D" wp14:editId="3F59DB0B">
+            <wp:extent cx="5731510" cy="263525"/>
+            <wp:effectExtent l="0" t="0" r="2540" b="3175"/>
+            <wp:docPr id="1315631608" name="Picture 1"/>
+            <wp:cNvGraphicFramePr>
+              <a:graphicFrameLocks xmlns:a="http://schemas.openxmlformats.org/drawingml/2006/main" noChangeAspect="1"/>
+            </wp:cNvGraphicFramePr>
+            <a:graphic xmlns:a="http://schemas.openxmlformats.org/drawingml/2006/main">
+              <a:graphicData uri="http://schemas.openxmlformats.org/drawingml/2006/picture">
+                <pic:pic xmlns:pic="http://schemas.openxmlformats.org/drawingml/2006/picture">
+                  <pic:nvPicPr>
+                    <pic:cNvPr id="1315631608" name=""/>
+                    <pic:cNvPicPr/>
+                  </pic:nvPicPr>
+                  <pic:blipFill>
+                    <a:blip r:embed="rId11"/>
+                    <a:stretch>
+                      <a:fillRect/>
+                    </a:stretch>
+                  </pic:blipFill>
+                  <pic:spPr>
+                    <a:xfrm>
+                      <a:off x="0" y="0"/>
+                      <a:ext cx="5731510" cy="263525"/>
+                    </a:xfrm>
+                    <a:prstGeom prst="rect">
+                      <a:avLst/>
+                    </a:prstGeom>
+                  </pic:spPr>
+                </pic:pic>
+              </a:graphicData>
+            </a:graphic>
+          </wp:inline>
+        </w:drawing>
+      </w:r>
+    </w:p>
+    <w:p>
+      <w:r>
+        <w:drawing>
+          <wp:inline distT="0" distB="0" distL="0" distR="0" wp14:anchorId="7F8D7D1C" wp14:editId="6A3ED879">
+            <wp:extent cx="5731510" cy="440055"/>
+            <wp:effectExtent l="0" t="0" r="2540" b="0"/>
+            <wp:docPr id="2085944720" name="Picture 1"/>
+            <wp:cNvGraphicFramePr>
+              <a:graphicFrameLocks xmlns:a="http://schemas.openxmlformats.org/drawingml/2006/main" noChangeAspect="1"/>
+            </wp:cNvGraphicFramePr>
+            <a:graphic xmlns:a="http://schemas.openxmlformats.org/drawingml/2006/main">
+              <a:graphicData uri="http://schemas.openxmlformats.org/drawingml/2006/picture">
+                <pic:pic xmlns:pic="http://schemas.openxmlformats.org/drawingml/2006/picture">
+                  <pic:nvPicPr>
+                    <pic:cNvPr id="2085944720" name=""/>
+                    <pic:cNvPicPr/>
+                  </pic:nvPicPr>
+                  <pic:blipFill>
+                    <a:blip r:embed="rId12"/>
+                    <a:stretch>
+                      <a:fillRect/>
+                    </a:stretch>
+                  </pic:blipFill>
+                  <pic:spPr>
+                    <a:xfrm>
+                      <a:off x="0" y="0"/>
+                      <a:ext cx="5731510" cy="440055"/>
+                    </a:xfrm>
+                    <a:prstGeom prst="rect">
+                      <a:avLst/>
+                    </a:prstGeom>
+                  </pic:spPr>
+                </pic:pic>
+              </a:graphicData>
+            </a:graphic>
+          </wp:inline>
+        </w:drawing>
+      </w:r>
+    </w:p>
+    <w:p/>
+    <w:p/>
+    <w:p/>
+    <w:p>
+      <w:r>
+        <w:t>Implementing the KNN classifier</w:t>
+      </w:r>
+    </w:p>
+    <w:p>
+      <w:r>
+        <w:drawing>
+          <wp:inline distT="0" distB="0" distL="0" distR="0" wp14:anchorId="5708E774" wp14:editId="0BA43F69">
+            <wp:extent cx="4610743" cy="981212"/>
+            <wp:effectExtent l="0" t="0" r="0" b="9525"/>
+            <wp:docPr id="1084274635" name="Picture 1"/>
+            <wp:cNvGraphicFramePr>
+              <a:graphicFrameLocks xmlns:a="http://schemas.openxmlformats.org/drawingml/2006/main" noChangeAspect="1"/>
+            </wp:cNvGraphicFramePr>
+            <a:graphic xmlns:a="http://schemas.openxmlformats.org/drawingml/2006/main">
+              <a:graphicData uri="http://schemas.openxmlformats.org/drawingml/2006/picture">
+                <pic:pic xmlns:pic="http://schemas.openxmlformats.org/drawingml/2006/picture">
+                  <pic:nvPicPr>
+                    <pic:cNvPr id="1084274635" name=""/>
+                    <pic:cNvPicPr/>
+                  </pic:nvPicPr>
+                  <pic:blipFill>
+                    <a:blip r:embed="rId13"/>
+                    <a:stretch>
+                      <a:fillRect/>
+                    </a:stretch>
+                  </pic:blipFill>
+                  <pic:spPr>
+                    <a:xfrm>
+                      <a:off x="0" y="0"/>
+                      <a:ext cx="4610743" cy="981212"/>
+                    </a:xfrm>
+                    <a:prstGeom prst="rect">
+                      <a:avLst/>
+                    </a:prstGeom>
+                  </pic:spPr>
+                </pic:pic>
+              </a:graphicData>
+            </a:graphic>
+          </wp:inline>
+        </w:drawing>
+      </w:r>
+    </w:p>
+    <w:p>
+      <w:r>
+        <w:drawing>
+          <wp:inline distT="0" distB="0" distL="0" distR="0" wp14:anchorId="57516EED" wp14:editId="6A195356">
+            <wp:extent cx="3277057" cy="457264"/>
+            <wp:effectExtent l="0" t="0" r="0" b="0"/>
+            <wp:docPr id="810899865" name="Picture 1"/>
+            <wp:cNvGraphicFramePr>
+              <a:graphicFrameLocks xmlns:a="http://schemas.openxmlformats.org/drawingml/2006/main" noChangeAspect="1"/>
+            </wp:cNvGraphicFramePr>
+            <a:graphic xmlns:a="http://schemas.openxmlformats.org/drawingml/2006/main">
+              <a:graphicData uri="http://schemas.openxmlformats.org/drawingml/2006/picture">
+                <pic:pic xmlns:pic="http://schemas.openxmlformats.org/drawingml/2006/picture">
+                  <pic:nvPicPr>
+                    <pic:cNvPr id="810899865" name=""/>
+                    <pic:cNvPicPr/>
+                  </pic:nvPicPr>
+                  <pic:blipFill>
+                    <a:blip r:embed="rId14"/>
+                    <a:stretch>
+                      <a:fillRect/>
+                    </a:stretch>
+                  </pic:blipFill>
+                  <pic:spPr>
+                    <a:xfrm>
+                      <a:off x="0" y="0"/>
+                      <a:ext cx="3277057" cy="457264"/>
+                    </a:xfrm>
+                    <a:prstGeom prst="rect">
+                      <a:avLst/>
+                    </a:prstGeom>
+                  </pic:spPr>
+                </pic:pic>
+              </a:graphicData>
+            </a:graphic>
+          </wp:inline>
+        </w:drawing>
+      </w:r>
+    </w:p>
+    <w:p>
+      <w:r>
+        <w:drawing>
+          <wp:inline distT="0" distB="0" distL="0" distR="0" wp14:anchorId="2559BB65" wp14:editId="7E76E323">
+            <wp:extent cx="1857634" cy="333422"/>
+            <wp:effectExtent l="0" t="0" r="0" b="9525"/>
+            <wp:docPr id="813714438" name="Picture 1"/>
+            <wp:cNvGraphicFramePr>
+              <a:graphicFrameLocks xmlns:a="http://schemas.openxmlformats.org/drawingml/2006/main" noChangeAspect="1"/>
+            </wp:cNvGraphicFramePr>
+            <a:graphic xmlns:a="http://schemas.openxmlformats.org/drawingml/2006/main">
+              <a:graphicData uri="http://schemas.openxmlformats.org/drawingml/2006/picture">
+                <pic:pic xmlns:pic="http://schemas.openxmlformats.org/drawingml/2006/picture">
+                  <pic:nvPicPr>
+                    <pic:cNvPr id="813714438" name=""/>
+                    <pic:cNvPicPr/>
+                  </pic:nvPicPr>
+                  <pic:blipFill>
+                    <a:blip r:embed="rId15"/>
+                    <a:stretch>
+                      <a:fillRect/>
+                    </a:stretch>
+                  </pic:blipFill>
+                  <pic:spPr>
+                    <a:xfrm>
+                      <a:off x="0" y="0"/>
+                      <a:ext cx="1857634" cy="333422"/>
+                    </a:xfrm>
+                    <a:prstGeom prst="rect">
+                      <a:avLst/>
+                    </a:prstGeom>
+                  </pic:spPr>
+                </pic:pic>
+              </a:graphicData>
+            </a:graphic>
+          </wp:inline>
+        </w:drawing>
+      </w:r>
+    </w:p>
+    <w:p>
+      <w:r>
+        <w:drawing>
+          <wp:inline distT="0" distB="0" distL="0" distR="0" wp14:anchorId="46C57B80" wp14:editId="211FA9C7">
+            <wp:extent cx="2314898" cy="381053"/>
+            <wp:effectExtent l="0" t="0" r="9525" b="0"/>
+            <wp:docPr id="1120552193" name="Picture 1"/>
+            <wp:cNvGraphicFramePr>
+              <a:graphicFrameLocks xmlns:a="http://schemas.openxmlformats.org/drawingml/2006/main" noChangeAspect="1"/>
+            </wp:cNvGraphicFramePr>
+            <a:graphic xmlns:a="http://schemas.openxmlformats.org/drawingml/2006/main">
+              <a:graphicData uri="http://schemas.openxmlformats.org/drawingml/2006/picture">
+                <pic:pic xmlns:pic="http://schemas.openxmlformats.org/drawingml/2006/picture">
+                  <pic:nvPicPr>
+                    <pic:cNvPr id="1120552193" name=""/>
+                    <pic:cNvPicPr/>
+                  </pic:nvPicPr>
+                  <pic:blipFill>
+                    <a:blip r:embed="rId16"/>
+                    <a:stretch>
+                      <a:fillRect/>
+                    </a:stretch>
+                  </pic:blipFill>
+                  <pic:spPr>
+                    <a:xfrm>
+                      <a:off x="0" y="0"/>
+                      <a:ext cx="2314898" cy="381053"/>
+                    </a:xfrm>
+                    <a:prstGeom prst="rect">
+                      <a:avLst/>
+                    </a:prstGeom>
+                  </pic:spPr>
+                </pic:pic>
+              </a:graphicData>
+            </a:graphic>
+          </wp:inline>
+        </w:drawing>
+      </w:r>
+    </w:p>
+    <w:p>
+      <w:r>
+        <w:drawing>
+          <wp:inline distT="0" distB="0" distL="0" distR="0" wp14:anchorId="6C72E7E8" wp14:editId="0F3792F0">
+            <wp:extent cx="5725324" cy="1362265"/>
+            <wp:effectExtent l="0" t="0" r="8890" b="9525"/>
+            <wp:docPr id="1281701916" name="Picture 1"/>
+            <wp:cNvGraphicFramePr>
+              <a:graphicFrameLocks xmlns:a="http://schemas.openxmlformats.org/drawingml/2006/main" noChangeAspect="1"/>
+            </wp:cNvGraphicFramePr>
+            <a:graphic xmlns:a="http://schemas.openxmlformats.org/drawingml/2006/main">
+              <a:graphicData uri="http://schemas.openxmlformats.org/drawingml/2006/picture">
+                <pic:pic xmlns:pic="http://schemas.openxmlformats.org/drawingml/2006/picture">
+                  <pic:nvPicPr>
+                    <pic:cNvPr id="1281701916" name=""/>
+                    <pic:cNvPicPr/>
+                  </pic:nvPicPr>
+                  <pic:blipFill>
+                    <a:blip r:embed="rId17"/>
+                    <a:stretch>
+                      <a:fillRect/>
+                    </a:stretch>
+                  </pic:blipFill>
+                  <pic:spPr>
+                    <a:xfrm>
+                      <a:off x="0" y="0"/>
+                      <a:ext cx="5725324" cy="1362265"/>
+                    </a:xfrm>
+                    <a:prstGeom prst="rect">
+                      <a:avLst/>
+                    </a:prstGeom>
+                  </pic:spPr>
+                </pic:pic>
+              </a:graphicData>
+            </a:graphic>
+          </wp:inline>
+        </w:drawing>
+      </w:r>
+    </w:p>
+    <w:p>
+      <w:r>
+        <w:drawing>
+          <wp:inline distT="0" distB="0" distL="0" distR="0" wp14:anchorId="4299F1AD" wp14:editId="14D10A78">
+            <wp:extent cx="3619500" cy="2913412"/>
+            <wp:effectExtent l="0" t="0" r="0" b="1270"/>
+            <wp:docPr id="1479526229" name="Picture 1"/>
+            <wp:cNvGraphicFramePr>
+              <a:graphicFrameLocks xmlns:a="http://schemas.openxmlformats.org/drawingml/2006/main" noChangeAspect="1"/>
+            </wp:cNvGraphicFramePr>
+            <a:graphic xmlns:a="http://schemas.openxmlformats.org/drawingml/2006/main">
+              <a:graphicData uri="http://schemas.openxmlformats.org/drawingml/2006/picture">
+                <pic:pic xmlns:pic="http://schemas.openxmlformats.org/drawingml/2006/picture">
+                  <pic:nvPicPr>
+                    <pic:cNvPr id="1479526229" name=""/>
+                    <pic:cNvPicPr/>
+                  </pic:nvPicPr>
+                  <pic:blipFill>
+                    <a:blip r:embed="rId18"/>
+                    <a:stretch>
+                      <a:fillRect/>
+                    </a:stretch>
+                  </pic:blipFill>
+                  <pic:spPr>
+                    <a:xfrm>
+                      <a:off x="0" y="0"/>
+                      <a:ext cx="3625129" cy="2917943"/>
+                    </a:xfrm>
+                    <a:prstGeom prst="rect">
+                      <a:avLst/>
+                    </a:prstGeom>
+                  </pic:spPr>
+                </pic:pic>
+              </a:graphicData>
+            </a:graphic>
+          </wp:inline>
+        </w:drawing>
+      </w:r>
+    </w:p>
+    <w:p>
+      <w:r>
+        <w:drawing>
+          <wp:inline distT="0" distB="0" distL="0" distR="0" wp14:anchorId="44C073CB" wp14:editId="5D1116E0">
+            <wp:extent cx="5731510" cy="571500"/>
+            <wp:effectExtent l="0" t="0" r="2540" b="0"/>
+            <wp:docPr id="1445682046" name="Picture 1"/>
+            <wp:cNvGraphicFramePr>
+              <a:graphicFrameLocks xmlns:a="http://schemas.openxmlformats.org/drawingml/2006/main" noChangeAspect="1"/>
+            </wp:cNvGraphicFramePr>
+            <a:graphic xmlns:a="http://schemas.openxmlformats.org/drawingml/2006/main">
+              <a:graphicData uri="http://schemas.openxmlformats.org/drawingml/2006/picture">
+                <pic:pic xmlns:pic="http://schemas.openxmlformats.org/drawingml/2006/picture">
+                  <pic:nvPicPr>
+                    <pic:cNvPr id="1445682046" name=""/>
+                    <pic:cNvPicPr/>
+                  </pic:nvPicPr>
+                  <pic:blipFill>
+                    <a:blip r:embed="rId19"/>
+                    <a:stretch>
+                      <a:fillRect/>
+                    </a:stretch>
+                  </pic:blipFill>
+                  <pic:spPr>
+                    <a:xfrm>
+                      <a:off x="0" y="0"/>
+                      <a:ext cx="5731510" cy="571500"/>
+                    </a:xfrm>
+                    <a:prstGeom prst="rect">
+                      <a:avLst/>
+                    </a:prstGeom>
+                  </pic:spPr>
+                </pic:pic>
+              </a:graphicData>
+            </a:graphic>
+          </wp:inline>
+        </w:drawing>
+      </w:r>
+    </w:p>
+    <w:p>
+      <w:r>
+        <w:drawing>
+          <wp:inline distT="0" distB="0" distL="0" distR="0" wp14:anchorId="36D0FC5A" wp14:editId="393B4E9A">
+            <wp:extent cx="5731510" cy="960120"/>
+            <wp:effectExtent l="0" t="0" r="2540" b="0"/>
+            <wp:docPr id="463602956" name="Picture 1"/>
+            <wp:cNvGraphicFramePr>
+              <a:graphicFrameLocks xmlns:a="http://schemas.openxmlformats.org/drawingml/2006/main" noChangeAspect="1"/>
+            </wp:cNvGraphicFramePr>
+            <a:graphic xmlns:a="http://schemas.openxmlformats.org/drawingml/2006/main">
+              <a:graphicData uri="http://schemas.openxmlformats.org/drawingml/2006/picture">
+                <pic:pic xmlns:pic="http://schemas.openxmlformats.org/drawingml/2006/picture">
+                  <pic:nvPicPr>
+                    <pic:cNvPr id="463602956" name=""/>
+                    <pic:cNvPicPr/>
+                  </pic:nvPicPr>
+                  <pic:blipFill>
+                    <a:blip r:embed="rId20"/>
+                    <a:stretch>
+                      <a:fillRect/>
+                    </a:stretch>
+                  </pic:blipFill>
+                  <pic:spPr>
+                    <a:xfrm>
+                      <a:off x="0" y="0"/>
+                      <a:ext cx="5731510" cy="960120"/>
+                    </a:xfrm>
+                    <a:prstGeom prst="rect">
+                      <a:avLst/>
+                    </a:prstGeom>
+                  </pic:spPr>
+                </pic:pic>
+              </a:graphicData>
+            </a:graphic>
+          </wp:inline>
+        </w:drawing>
+      </w:r>
+    </w:p>
+    <w:p>
+      <w:r>
+        <w:drawing>
+          <wp:inline distT="0" distB="0" distL="0" distR="0" wp14:anchorId="75CEEBD4" wp14:editId="57BC7187">
+            <wp:extent cx="3365500" cy="2641392"/>
+            <wp:effectExtent l="0" t="0" r="6350" b="6985"/>
+            <wp:docPr id="1477518206" name="Picture 1"/>
+            <wp:cNvGraphicFramePr>
+              <a:graphicFrameLocks xmlns:a="http://schemas.openxmlformats.org/drawingml/2006/main" noChangeAspect="1"/>
+            </wp:cNvGraphicFramePr>
+            <a:graphic xmlns:a="http://schemas.openxmlformats.org/drawingml/2006/main">
+              <a:graphicData uri="http://schemas.openxmlformats.org/drawingml/2006/picture">
+                <pic:pic xmlns:pic="http://schemas.openxmlformats.org/drawingml/2006/picture">
+                  <pic:nvPicPr>
+                    <pic:cNvPr id="1477518206" name=""/>
+                    <pic:cNvPicPr/>
+                  </pic:nvPicPr>
+                  <pic:blipFill>
+                    <a:blip r:embed="rId21"/>
+                    <a:stretch>
+                      <a:fillRect/>
+                    </a:stretch>
+                  </pic:blipFill>
+                  <pic:spPr>
+                    <a:xfrm>
+                      <a:off x="0" y="0"/>
+                      <a:ext cx="3369503" cy="2644534"/>
+                    </a:xfrm>
+                    <a:prstGeom prst="rect">
+                      <a:avLst/>
+                    </a:prstGeom>
+                  </pic:spPr>
+                </pic:pic>
+              </a:graphicData>
+            </a:graphic>
+          </wp:inline>
+        </w:drawing>
+      </w:r>
+    </w:p>
+    <w:p>
+      <w:r>
+        <w:drawing>
+          <wp:inline distT="0" distB="0" distL="0" distR="0" wp14:anchorId="2A2FB83F" wp14:editId="183671D8">
+            <wp:extent cx="5731510" cy="1940560"/>
+            <wp:effectExtent l="0" t="0" r="2540" b="2540"/>
+            <wp:docPr id="1071147848" name="Picture 1"/>
+            <wp:cNvGraphicFramePr>
+              <a:graphicFrameLocks xmlns:a="http://schemas.openxmlformats.org/drawingml/2006/main" noChangeAspect="1"/>
+            </wp:cNvGraphicFramePr>
+            <a:graphic xmlns:a="http://schemas.openxmlformats.org/drawingml/2006/main">
+              <a:graphicData uri="http://schemas.openxmlformats.org/drawingml/2006/picture">
+                <pic:pic xmlns:pic="http://schemas.openxmlformats.org/drawingml/2006/picture">
+                  <pic:nvPicPr>
+                    <pic:cNvPr id="1071147848" name=""/>
+                    <pic:cNvPicPr/>
+                  </pic:nvPicPr>
+                  <pic:blipFill>
+                    <a:blip r:embed="rId22"/>
+                    <a:stretch>
+                      <a:fillRect/>
+                    </a:stretch>
+                  </pic:blipFill>
+                  <pic:spPr>
+                    <a:xfrm>
+                      <a:off x="0" y="0"/>
+                      <a:ext cx="5731510" cy="1940560"/>
+                    </a:xfrm>
+                    <a:prstGeom prst="rect">
+                      <a:avLst/>
+                    </a:prstGeom>
+                  </pic:spPr>
+                </pic:pic>
+              </a:graphicData>
+            </a:graphic>
+          </wp:inline>
+        </w:drawing>
+      </w:r>
+    </w:p>
+    <w:p>
+      <w:r>
+        <w:drawing>
+          <wp:inline distT="0" distB="0" distL="0" distR="0" wp14:anchorId="65E6C8CA" wp14:editId="751C350A">
+            <wp:extent cx="5731510" cy="5200015"/>
+            <wp:effectExtent l="0" t="0" r="2540" b="635"/>
+            <wp:docPr id="1528559999" name="Picture 1"/>
+            <wp:cNvGraphicFramePr>
+              <a:graphicFrameLocks xmlns:a="http://schemas.openxmlformats.org/drawingml/2006/main" noChangeAspect="1"/>
+            </wp:cNvGraphicFramePr>
+            <a:graphic xmlns:a="http://schemas.openxmlformats.org/drawingml/2006/main">
+              <a:graphicData uri="http://schemas.openxmlformats.org/drawingml/2006/picture">
+                <pic:pic xmlns:pic="http://schemas.openxmlformats.org/drawingml/2006/picture">
+                  <pic:nvPicPr>
+                    <pic:cNvPr id="1528559999" name=""/>
+                    <pic:cNvPicPr/>
+                  </pic:nvPicPr>
+                  <pic:blipFill>
+                    <a:blip r:embed="rId23"/>
+                    <a:stretch>
+                      <a:fillRect/>
+                    </a:stretch>
+                  </pic:blipFill>
+                  <pic:spPr>
+                    <a:xfrm>
+                      <a:off x="0" y="0"/>
+                      <a:ext cx="5731510" cy="5200015"/>
+                    </a:xfrm>
+                    <a:prstGeom prst="rect">
+                      <a:avLst/>
+                    </a:prstGeom>
+                  </pic:spPr>
+                </pic:pic>
+              </a:graphicData>
+            </a:graphic>
+          </wp:inline>
+        </w:drawing>
+      </w:r>
+    </w:p>
+    <w:p>
+      <w:r>
+        <w:drawing>
+          <wp:inline distT="0" distB="0" distL="0" distR="0" wp14:anchorId="6E4C8B9B" wp14:editId="0994BACA">
+            <wp:extent cx="3115110" cy="600159"/>
+            <wp:effectExtent l="0" t="0" r="0" b="9525"/>
+            <wp:docPr id="1131176326" name="Picture 1"/>
+            <wp:cNvGraphicFramePr>
+              <a:graphicFrameLocks xmlns:a="http://schemas.openxmlformats.org/drawingml/2006/main" noChangeAspect="1"/>
+            </wp:cNvGraphicFramePr>
+            <a:graphic xmlns:a="http://schemas.openxmlformats.org/drawingml/2006/main">
+              <a:graphicData uri="http://schemas.openxmlformats.org/drawingml/2006/picture">
+                <pic:pic xmlns:pic="http://schemas.openxmlformats.org/drawingml/2006/picture">
+                  <pic:nvPicPr>
+                    <pic:cNvPr id="1131176326" name=""/>
+                    <pic:cNvPicPr/>
+                  </pic:nvPicPr>
+                  <pic:blipFill>
+                    <a:blip r:embed="rId24"/>
+                    <a:stretch>
+                      <a:fillRect/>
+                    </a:stretch>
+                  </pic:blipFill>
+                  <pic:spPr>
+                    <a:xfrm>
+                      <a:off x="0" y="0"/>
+                      <a:ext cx="3115110" cy="600159"/>
+                    </a:xfrm>
+                    <a:prstGeom prst="rect">
+                      <a:avLst/>
+                    </a:prstGeom>
+                  </pic:spPr>
+                </pic:pic>
+              </a:graphicData>
+            </a:graphic>
+          </wp:inline>
+        </w:drawing>
+      </w:r>
+    </w:p>
+    <w:p>
+      <w:r>
+        <w:drawing>
+          <wp:inline distT="0" distB="0" distL="0" distR="0" wp14:anchorId="520A77B8" wp14:editId="01BD80DD">
+            <wp:extent cx="5731510" cy="386080"/>
+            <wp:effectExtent l="0" t="0" r="2540" b="0"/>
+            <wp:docPr id="75671824" name="Picture 1"/>
+            <wp:cNvGraphicFramePr>
+              <a:graphicFrameLocks xmlns:a="http://schemas.openxmlformats.org/drawingml/2006/main" noChangeAspect="1"/>
+            </wp:cNvGraphicFramePr>
+            <a:graphic xmlns:a="http://schemas.openxmlformats.org/drawingml/2006/main">
+              <a:graphicData uri="http://schemas.openxmlformats.org/drawingml/2006/picture">
+                <pic:pic xmlns:pic="http://schemas.openxmlformats.org/drawingml/2006/picture">
+                  <pic:nvPicPr>
+                    <pic:cNvPr id="75671824" name=""/>
+                    <pic:cNvPicPr/>
+                  </pic:nvPicPr>
+                  <pic:blipFill>
+                    <a:blip r:embed="rId25"/>
+                    <a:stretch>
+                      <a:fillRect/>
+                    </a:stretch>
+                  </pic:blipFill>
+                  <pic:spPr>
+                    <a:xfrm>
+                      <a:off x="0" y="0"/>
+                      <a:ext cx="5731510" cy="386080"/>
+                    </a:xfrm>
+                    <a:prstGeom prst="rect">
+                      <a:avLst/>
+                    </a:prstGeom>
+                  </pic:spPr>
+                </pic:pic>
+              </a:graphicData>
+            </a:graphic>
+          </wp:inline>
+        </w:drawing>
+      </w:r>
+    </w:p>
+    <w:p>
+      <w:r>
+        <w:drawing>
+          <wp:inline distT="0" distB="0" distL="0" distR="0" wp14:anchorId="5C654A74" wp14:editId="34E6282C">
+            <wp:extent cx="4906060" cy="905001"/>
+            <wp:effectExtent l="0" t="0" r="8890" b="9525"/>
+            <wp:docPr id="810114439" name="Picture 1"/>
+            <wp:cNvGraphicFramePr>
+              <a:graphicFrameLocks xmlns:a="http://schemas.openxmlformats.org/drawingml/2006/main" noChangeAspect="1"/>
+            </wp:cNvGraphicFramePr>
+            <a:graphic xmlns:a="http://schemas.openxmlformats.org/drawingml/2006/main">
+              <a:graphicData uri="http://schemas.openxmlformats.org/drawingml/2006/picture">
+                <pic:pic xmlns:pic="http://schemas.openxmlformats.org/drawingml/2006/picture">
+                  <pic:nvPicPr>
+                    <pic:cNvPr id="810114439" name=""/>
+                    <pic:cNvPicPr/>
+                  </pic:nvPicPr>
+                  <pic:blipFill>
+                    <a:blip r:embed="rId26"/>
+                    <a:stretch>
+                      <a:fillRect/>
+                    </a:stretch>
+                  </pic:blipFill>
+                  <pic:spPr>
+                    <a:xfrm>
+                      <a:off x="0" y="0"/>
+                      <a:ext cx="4906060" cy="905001"/>
+                    </a:xfrm>
+                    <a:prstGeom prst="rect">
+                      <a:avLst/>
+                    </a:prstGeom>
+                  </pic:spPr>
+                </pic:pic>
+              </a:graphicData>
+            </a:graphic>
+          </wp:inline>
+        </w:drawing>
+      </w:r>
+    </w:p>
+    <w:p>
+      <w:r>
+        <w:drawing>
+          <wp:inline distT="0" distB="0" distL="0" distR="0" wp14:anchorId="1F340C84" wp14:editId="29BA56D0">
+            <wp:extent cx="5731510" cy="1707515"/>
+            <wp:effectExtent l="0" t="0" r="2540" b="6985"/>
+            <wp:docPr id="1445093122" name="Picture 1"/>
+            <wp:cNvGraphicFramePr>
+              <a:graphicFrameLocks xmlns:a="http://schemas.openxmlformats.org/drawingml/2006/main" noChangeAspect="1"/>
+            </wp:cNvGraphicFramePr>
+            <a:graphic xmlns:a="http://schemas.openxmlformats.org/drawingml/2006/main">
+              <a:graphicData uri="http://schemas.openxmlformats.org/drawingml/2006/picture">
+                <pic:pic xmlns:pic="http://schemas.openxmlformats.org/drawingml/2006/picture">
+                  <pic:nvPicPr>
+                    <pic:cNvPr id="1445093122" name=""/>
+                    <pic:cNvPicPr/>
+                  </pic:nvPicPr>
+                  <pic:blipFill>
+                    <a:blip r:embed="rId27"/>
+                    <a:stretch>
+                      <a:fillRect/>
+                    </a:stretch>
+                  </pic:blipFill>
+                  <pic:spPr>
+                    <a:xfrm>
+                      <a:off x="0" y="0"/>
+                      <a:ext cx="5731510" cy="1707515"/>
+                    </a:xfrm>
+                    <a:prstGeom prst="rect">
+                      <a:avLst/>
+                    </a:prstGeom>
+                  </pic:spPr>
+                </pic:pic>
+              </a:graphicData>
+            </a:graphic>
+          </wp:inline>
+        </w:drawing>
+      </w:r>
+    </w:p>
+    <w:p>
+      <w:r>
+        <w:drawing>
+          <wp:inline distT="0" distB="0" distL="0" distR="0" wp14:anchorId="424CE0B8" wp14:editId="1A55C62B">
+            <wp:extent cx="3658111" cy="1790950"/>
+            <wp:effectExtent l="0" t="0" r="0" b="0"/>
+            <wp:docPr id="2030012007" name="Picture 1"/>
+            <wp:cNvGraphicFramePr>
+              <a:graphicFrameLocks xmlns:a="http://schemas.openxmlformats.org/drawingml/2006/main" noChangeAspect="1"/>
+            </wp:cNvGraphicFramePr>
+            <a:graphic xmlns:a="http://schemas.openxmlformats.org/drawingml/2006/main">
+              <a:graphicData uri="http://schemas.openxmlformats.org/drawingml/2006/picture">
+                <pic:pic xmlns:pic="http://schemas.openxmlformats.org/drawingml/2006/picture">
+                  <pic:nvPicPr>
+                    <pic:cNvPr id="2030012007" name=""/>
+                    <pic:cNvPicPr/>
+                  </pic:nvPicPr>
+                  <pic:blipFill>
+                    <a:blip r:embed="rId28"/>
+                    <a:stretch>
+                      <a:fillRect/>
+                    </a:stretch>
+                  </pic:blipFill>
+                  <pic:spPr>
+                    <a:xfrm>
+                      <a:off x="0" y="0"/>
+                      <a:ext cx="3658111" cy="1790950"/>
+                    </a:xfrm>
+                    <a:prstGeom prst="rect">
+                      <a:avLst/>
+                    </a:prstGeom>
+                  </pic:spPr>
+                </pic:pic>
+              </a:graphicData>
+            </a:graphic>
+          </wp:inline>
+        </w:drawing>
+      </w:r>
+    </w:p>
+    <w:p>
+      <w:r>
+        <w:drawing>
+          <wp:inline distT="0" distB="0" distL="0" distR="0" wp14:anchorId="658B8275" wp14:editId="3418B5D2">
+            <wp:extent cx="3381847" cy="390580"/>
+            <wp:effectExtent l="0" t="0" r="0" b="9525"/>
+            <wp:docPr id="1877746451" name="Picture 1"/>
+            <wp:cNvGraphicFramePr>
+              <a:graphicFrameLocks xmlns:a="http://schemas.openxmlformats.org/drawingml/2006/main" noChangeAspect="1"/>
+            </wp:cNvGraphicFramePr>
+            <a:graphic xmlns:a="http://schemas.openxmlformats.org/drawingml/2006/main">
+              <a:graphicData uri="http://schemas.openxmlformats.org/drawingml/2006/picture">
+                <pic:pic xmlns:pic="http://schemas.openxmlformats.org/drawingml/2006/picture">
+                  <pic:nvPicPr>
+                    <pic:cNvPr id="1877746451" name=""/>
+                    <pic:cNvPicPr/>
+                  </pic:nvPicPr>
+                  <pic:blipFill>
+                    <a:blip r:embed="rId29"/>
+                    <a:stretch>
+                      <a:fillRect/>
+                    </a:stretch>
+                  </pic:blipFill>
+                  <pic:spPr>
+                    <a:xfrm>
+                      <a:off x="0" y="0"/>
+                      <a:ext cx="3381847" cy="390580"/>
+                    </a:xfrm>
+                    <a:prstGeom prst="rect">
+                      <a:avLst/>
+                    </a:prstGeom>
+                  </pic:spPr>
+                </pic:pic>
+              </a:graphicData>
+            </a:graphic>
+          </wp:inline>
+        </w:drawing>
+      </w:r>
+    </w:p>
+    <w:p>
+      <w:r>
+        <w:drawing>
+          <wp:inline distT="0" distB="0" distL="0" distR="0" wp14:anchorId="74A9E2D5" wp14:editId="346FE9EF">
+            <wp:extent cx="4544059" cy="1209844"/>
+            <wp:effectExtent l="0" t="0" r="0" b="9525"/>
+            <wp:docPr id="1618606181" name="Picture 1"/>
+            <wp:cNvGraphicFramePr>
+              <a:graphicFrameLocks xmlns:a="http://schemas.openxmlformats.org/drawingml/2006/main" noChangeAspect="1"/>
+            </wp:cNvGraphicFramePr>
+            <a:graphic xmlns:a="http://schemas.openxmlformats.org/drawingml/2006/main">
+              <a:graphicData uri="http://schemas.openxmlformats.org/drawingml/2006/picture">
+                <pic:pic xmlns:pic="http://schemas.openxmlformats.org/drawingml/2006/picture">
+                  <pic:nvPicPr>
+                    <pic:cNvPr id="1618606181" name=""/>
+                    <pic:cNvPicPr/>
+                  </pic:nvPicPr>
+                  <pic:blipFill>
+                    <a:blip r:embed="rId30"/>
+                    <a:stretch>
+                      <a:fillRect/>
+                    </a:stretch>
+                  </pic:blipFill>
+                  <pic:spPr>
+                    <a:xfrm>
+                      <a:off x="0" y="0"/>
+                      <a:ext cx="4544059" cy="1209844"/>
+                    </a:xfrm>
+                    <a:prstGeom prst="rect">
+                      <a:avLst/>
+                    </a:prstGeom>
+                  </pic:spPr>
+                </pic:pic>
+              </a:graphicData>
+            </a:graphic>
+          </wp:inline>
+        </w:drawing>
+      </w:r>
+    </w:p>
+    <w:p>
+      <w:r>
+        <w:drawing>
+          <wp:inline distT="0" distB="0" distL="0" distR="0" wp14:anchorId="0A2E39EA" wp14:editId="7994380D">
+            <wp:extent cx="5731510" cy="2798445"/>
+            <wp:effectExtent l="0" t="0" r="2540" b="1905"/>
+            <wp:docPr id="1807821263" name="Picture 1"/>
+            <wp:cNvGraphicFramePr>
+              <a:graphicFrameLocks xmlns:a="http://schemas.openxmlformats.org/drawingml/2006/main" noChangeAspect="1"/>
+            </wp:cNvGraphicFramePr>
+            <a:graphic xmlns:a="http://schemas.openxmlformats.org/drawingml/2006/main">
+              <a:graphicData uri="http://schemas.openxmlformats.org/drawingml/2006/picture">
+                <pic:pic xmlns:pic="http://schemas.openxmlformats.org/drawingml/2006/picture">
+                  <pic:nvPicPr>
+                    <pic:cNvPr id="1807821263" name=""/>
+                    <pic:cNvPicPr/>
+                  </pic:nvPicPr>
+                  <pic:blipFill>
+                    <a:blip r:embed="rId31"/>
+                    <a:stretch>
+                      <a:fillRect/>
+                    </a:stretch>
+                  </pic:blipFill>
+                  <pic:spPr>
+                    <a:xfrm>
+                      <a:off x="0" y="0"/>
+                      <a:ext cx="5731510" cy="2798445"/>
+                    </a:xfrm>
+                    <a:prstGeom prst="rect">
+                      <a:avLst/>
+                    </a:prstGeom>
+                  </pic:spPr>
+                </pic:pic>
+              </a:graphicData>
+            </a:graphic>
+          </wp:inline>
+        </w:drawing>
+      </w:r>
+    </w:p>
+    <w:p>
+      <w:r>
+        <w:drawing>
+          <wp:inline distT="0" distB="0" distL="0" distR="0" wp14:anchorId="4904F602" wp14:editId="5E5E82C4">
+            <wp:extent cx="2791215" cy="409632"/>
+            <wp:effectExtent l="0" t="0" r="9525" b="9525"/>
+            <wp:docPr id="1298616335" name="Picture 1"/>
+            <wp:cNvGraphicFramePr>
+              <a:graphicFrameLocks xmlns:a="http://schemas.openxmlformats.org/drawingml/2006/main" noChangeAspect="1"/>
+            </wp:cNvGraphicFramePr>
+            <a:graphic xmlns:a="http://schemas.openxmlformats.org/drawingml/2006/main">
+              <a:graphicData uri="http://schemas.openxmlformats.org/drawingml/2006/picture">
+                <pic:pic xmlns:pic="http://schemas.openxmlformats.org/drawingml/2006/picture">
+                  <pic:nvPicPr>
+                    <pic:cNvPr id="1298616335" name=""/>
+                    <pic:cNvPicPr/>
+                  </pic:nvPicPr>
+                  <pic:blipFill>
+                    <a:blip r:embed="rId32"/>
+                    <a:stretch>
+                      <a:fillRect/>
+                    </a:stretch>
+                  </pic:blipFill>
+                  <pic:spPr>
+                    <a:xfrm>
+                      <a:off x="0" y="0"/>
+                      <a:ext cx="2791215" cy="409632"/>
+                    </a:xfrm>
+                    <a:prstGeom prst="rect">
+                      <a:avLst/>
+                    </a:prstGeom>
+                  </pic:spPr>
+                </pic:pic>
+              </a:graphicData>
+            </a:graphic>
+          </wp:inline>
+        </w:drawing>
+      </w:r>
+    </w:p>
+    <w:p>
+      <w:r>
+        <w:drawing>
+          <wp:inline distT="0" distB="0" distL="0" distR="0" wp14:anchorId="4648B1E6" wp14:editId="313E59D0">
+            <wp:extent cx="4292600" cy="3137888"/>
+            <wp:effectExtent l="0" t="0" r="0" b="5715"/>
+            <wp:docPr id="884134164" name="Picture 1"/>
+            <wp:cNvGraphicFramePr>
+              <a:graphicFrameLocks xmlns:a="http://schemas.openxmlformats.org/drawingml/2006/main" noChangeAspect="1"/>
+            </wp:cNvGraphicFramePr>
+            <a:graphic xmlns:a="http://schemas.openxmlformats.org/drawingml/2006/main">
+              <a:graphicData uri="http://schemas.openxmlformats.org/drawingml/2006/picture">
+                <pic:pic xmlns:pic="http://schemas.openxmlformats.org/drawingml/2006/picture">
+                  <pic:nvPicPr>
+                    <pic:cNvPr id="884134164" name=""/>
+                    <pic:cNvPicPr/>
+                  </pic:nvPicPr>
+                  <pic:blipFill>
+                    <a:blip r:embed="rId33"/>
+                    <a:stretch>
+                      <a:fillRect/>
+                    </a:stretch>
+                  </pic:blipFill>
+                  <pic:spPr>
+                    <a:xfrm>
+                      <a:off x="0" y="0"/>
+                      <a:ext cx="4301574" cy="3144448"/>
+                    </a:xfrm>
+                    <a:prstGeom prst="rect">
+                      <a:avLst/>
+                    </a:prstGeom>
+                  </pic:spPr>
+                </pic:pic>
+              </a:graphicData>
+            </a:graphic>
+          </wp:inline>
+        </w:drawing>
+      </w:r>
+    </w:p>
+    <w:p>
+      <w:r>
+        <w:drawing>
+          <wp:inline distT="0" distB="0" distL="0" distR="0" wp14:anchorId="37E79C66" wp14:editId="242D6E81">
+            <wp:extent cx="5731510" cy="185420"/>
+            <wp:effectExtent l="0" t="0" r="2540" b="5080"/>
+            <wp:docPr id="1481394235" name="Picture 1"/>
+            <wp:cNvGraphicFramePr>
+              <a:graphicFrameLocks xmlns:a="http://schemas.openxmlformats.org/drawingml/2006/main" noChangeAspect="1"/>
+            </wp:cNvGraphicFramePr>
+            <a:graphic xmlns:a="http://schemas.openxmlformats.org/drawingml/2006/main">
+              <a:graphicData uri="http://schemas.openxmlformats.org/drawingml/2006/picture">
+                <pic:pic xmlns:pic="http://schemas.openxmlformats.org/drawingml/2006/picture">
+                  <pic:nvPicPr>
+                    <pic:cNvPr id="1481394235" name=""/>
+                    <pic:cNvPicPr/>
+                  </pic:nvPicPr>
+                  <pic:blipFill>
+                    <a:blip r:embed="rId34"/>
+                    <a:stretch>
+                      <a:fillRect/>
+                    </a:stretch>
+                  </pic:blipFill>
+                  <pic:spPr>
+                    <a:xfrm>
+                      <a:off x="0" y="0"/>
+                      <a:ext cx="5731510" cy="185420"/>
+                    </a:xfrm>
+                    <a:prstGeom prst="rect">
+                      <a:avLst/>
+                    </a:prstGeom>
+                  </pic:spPr>
+                </pic:pic>
+              </a:graphicData>
+            </a:graphic>
+          </wp:inline>
+        </w:drawing>
+      </w:r>
+    </w:p>
+    <w:p>
+      <w:r>
+        <w:drawing>
+          <wp:inline distT="0" distB="0" distL="0" distR="0" wp14:anchorId="2B16BB42" wp14:editId="69D431D6">
+            <wp:extent cx="5731510" cy="274955"/>
+            <wp:effectExtent l="0" t="0" r="2540" b="0"/>
+            <wp:docPr id="320488804" name="Picture 1"/>
+            <wp:cNvGraphicFramePr>
+              <a:graphicFrameLocks xmlns:a="http://schemas.openxmlformats.org/drawingml/2006/main" noChangeAspect="1"/>
+            </wp:cNvGraphicFramePr>
+            <a:graphic xmlns:a="http://schemas.openxmlformats.org/drawingml/2006/main">
+              <a:graphicData uri="http://schemas.openxmlformats.org/drawingml/2006/picture">
+                <pic:pic xmlns:pic="http://schemas.openxmlformats.org/drawingml/2006/picture">
+                  <pic:nvPicPr>
+                    <pic:cNvPr id="320488804" name=""/>
+                    <pic:cNvPicPr/>
+                  </pic:nvPicPr>
+                  <pic:blipFill>
+                    <a:blip r:embed="rId35"/>
+                    <a:stretch>
+                      <a:fillRect/>
+                    </a:stretch>
+                  </pic:blipFill>
+                  <pic:spPr>
+                    <a:xfrm>
+                      <a:off x="0" y="0"/>
+                      <a:ext cx="5731510" cy="274955"/>
+                    </a:xfrm>
+                    <a:prstGeom prst="rect">
+                      <a:avLst/>
+                    </a:prstGeom>
+                  </pic:spPr>
+                </pic:pic>
+              </a:graphicData>
+            </a:graphic>
+          </wp:inline>
+        </w:drawing>
+      </w:r>
+    </w:p>
+    <w:p>
+      <w:r>
+        <w:drawing>
+          <wp:inline distT="0" distB="0" distL="0" distR="0" wp14:anchorId="542FE948" wp14:editId="554A2EDD">
+            <wp:extent cx="5731510" cy="227965"/>
+            <wp:effectExtent l="0" t="0" r="2540" b="635"/>
+            <wp:docPr id="1091634148" name="Picture 1"/>
+            <wp:cNvGraphicFramePr>
+              <a:graphicFrameLocks xmlns:a="http://schemas.openxmlformats.org/drawingml/2006/main" noChangeAspect="1"/>
+            </wp:cNvGraphicFramePr>
+            <a:graphic xmlns:a="http://schemas.openxmlformats.org/drawingml/2006/main">
+              <a:graphicData uri="http://schemas.openxmlformats.org/drawingml/2006/picture">
+                <pic:pic xmlns:pic="http://schemas.openxmlformats.org/drawingml/2006/picture">
+                  <pic:nvPicPr>
+                    <pic:cNvPr id="1091634148" name=""/>
+                    <pic:cNvPicPr/>
+                  </pic:nvPicPr>
+                  <pic:blipFill>
+                    <a:blip r:embed="rId36"/>
+                    <a:stretch>
+                      <a:fillRect/>
+                    </a:stretch>
+                  </pic:blipFill>
+                  <pic:spPr>
+                    <a:xfrm>
+                      <a:off x="0" y="0"/>
+                      <a:ext cx="5731510" cy="227965"/>
+                    </a:xfrm>
+                    <a:prstGeom prst="rect">
+                      <a:avLst/>
+                    </a:prstGeom>
+                  </pic:spPr>
+                </pic:pic>
+              </a:graphicData>
+            </a:graphic>
+          </wp:inline>
+        </w:drawing>
+      </w:r>
+    </w:p>
+    <w:p>
+      <w:r>
+        <w:drawing>
+          <wp:inline distT="0" distB="0" distL="0" distR="0" wp14:anchorId="62198813" wp14:editId="582BD2E2">
+            <wp:extent cx="5731510" cy="233680"/>
+            <wp:effectExtent l="0" t="0" r="2540" b="0"/>
+            <wp:docPr id="533485223" name="Picture 1"/>
+            <wp:cNvGraphicFramePr>
+              <a:graphicFrameLocks xmlns:a="http://schemas.openxmlformats.org/drawingml/2006/main" noChangeAspect="1"/>
+            </wp:cNvGraphicFramePr>
+            <a:graphic xmlns:a="http://schemas.openxmlformats.org/drawingml/2006/main">
+              <a:graphicData uri="http://schemas.openxmlformats.org/drawingml/2006/picture">
+                <pic:pic xmlns:pic="http://schemas.openxmlformats.org/drawingml/2006/picture">
+                  <pic:nvPicPr>
+                    <pic:cNvPr id="533485223" name=""/>
+                    <pic:cNvPicPr/>
+                  </pic:nvPicPr>
+                  <pic:blipFill>
+                    <a:blip r:embed="rId37"/>
+                    <a:stretch>
+                      <a:fillRect/>
+                    </a:stretch>
+                  </pic:blipFill>
+                  <pic:spPr>
+                    <a:xfrm>
+                      <a:off x="0" y="0"/>
+                      <a:ext cx="5731510" cy="233680"/>
+                    </a:xfrm>
+                    <a:prstGeom prst="rect">
+                      <a:avLst/>
+                    </a:prstGeom>
+                  </pic:spPr>
+                </pic:pic>
+              </a:graphicData>
+            </a:graphic>
+          </wp:inline>
+        </w:drawing>
+      </w:r>
+    </w:p>
+    <w:p>
+      <w:r>
+        <w:drawing>
+          <wp:inline distT="0" distB="0" distL="0" distR="0" wp14:anchorId="14909F79" wp14:editId="7ADD51E3">
+            <wp:extent cx="5731510" cy="252095"/>
+            <wp:effectExtent l="0" t="0" r="2540" b="0"/>
+            <wp:docPr id="318963054" name="Picture 1"/>
+            <wp:cNvGraphicFramePr>
+              <a:graphicFrameLocks xmlns:a="http://schemas.openxmlformats.org/drawingml/2006/main" noChangeAspect="1"/>
+            </wp:cNvGraphicFramePr>
+            <a:graphic xmlns:a="http://schemas.openxmlformats.org/drawingml/2006/main">
+              <a:graphicData uri="http://schemas.openxmlformats.org/drawingml/2006/picture">
+                <pic:pic xmlns:pic="http://schemas.openxmlformats.org/drawingml/2006/picture">
+                  <pic:nvPicPr>
+                    <pic:cNvPr id="318963054" name=""/>
+                    <pic:cNvPicPr/>
+                  </pic:nvPicPr>
+                  <pic:blipFill>
+                    <a:blip r:embed="rId38"/>
+                    <a:stretch>
+                      <a:fillRect/>
+                    </a:stretch>
+                  </pic:blipFill>
+                  <pic:spPr>
+                    <a:xfrm>
+                      <a:off x="0" y="0"/>
+                      <a:ext cx="5731510" cy="252095"/>
+                    </a:xfrm>
+                    <a:prstGeom prst="rect">
+                      <a:avLst/>
+                    </a:prstGeom>
+                  </pic:spPr>
+                </pic:pic>
+              </a:graphicData>
+            </a:graphic>
+          </wp:inline>
+        </w:drawing>
+      </w:r>
+    </w:p>
+    <w:p>
+      <w:r>
+        <w:drawing>
+          <wp:inline distT="0" distB="0" distL="0" distR="0" wp14:anchorId="4DCB5CDF" wp14:editId="445FF880">
+            <wp:extent cx="5731510" cy="366395"/>
+            <wp:effectExtent l="0" t="0" r="2540" b="0"/>
+            <wp:docPr id="158656852" name="Picture 1"/>
+            <wp:cNvGraphicFramePr>
+              <a:graphicFrameLocks xmlns:a="http://schemas.openxmlformats.org/drawingml/2006/main" noChangeAspect="1"/>
+            </wp:cNvGraphicFramePr>
+            <a:graphic xmlns:a="http://schemas.openxmlformats.org/drawingml/2006/main">
+              <a:graphicData uri="http://schemas.openxmlformats.org/drawingml/2006/picture">
+                <pic:pic xmlns:pic="http://schemas.openxmlformats.org/drawingml/2006/picture">
+                  <pic:nvPicPr>
+                    <pic:cNvPr id="158656852" name=""/>
+                    <pic:cNvPicPr/>
+                  </pic:nvPicPr>
+                  <pic:blipFill>
+                    <a:blip r:embed="rId39"/>
+                    <a:stretch>
+                      <a:fillRect/>
+                    </a:stretch>
+                  </pic:blipFill>
+                  <pic:spPr>
+                    <a:xfrm>
+                      <a:off x="0" y="0"/>
+                      <a:ext cx="5731510" cy="366395"/>
+                    </a:xfrm>
+                    <a:prstGeom prst="rect">
+                      <a:avLst/>
+                    </a:prstGeom>
+                  </pic:spPr>
+                </pic:pic>
+              </a:graphicData>
+            </a:graphic>
+          </wp:inline>
+        </w:drawing>
+      </w:r>
+    </w:p>
+    <w:p>
+      <w:r>
+        <w:t>Implementing the KNN regressor</w:t>
+      </w:r>
+    </w:p>
+    <w:p>
+      <w:r>
+        <w:drawing>
+          <wp:inline distT="0" distB="0" distL="0" distR="0" wp14:anchorId="2D9CC0F6" wp14:editId="71A35CCB">
+            <wp:extent cx="3419952" cy="1114581"/>
+            <wp:effectExtent l="0" t="0" r="0" b="9525"/>
+            <wp:docPr id="2000925129" name="Picture 1"/>
+            <wp:cNvGraphicFramePr>
+              <a:graphicFrameLocks xmlns:a="http://schemas.openxmlformats.org/drawingml/2006/main" noChangeAspect="1"/>
+            </wp:cNvGraphicFramePr>
+            <a:graphic xmlns:a="http://schemas.openxmlformats.org/drawingml/2006/main">
+              <a:graphicData uri="http://schemas.openxmlformats.org/drawingml/2006/picture">
+                <pic:pic xmlns:pic="http://schemas.openxmlformats.org/drawingml/2006/picture">
+                  <pic:nvPicPr>
+                    <pic:cNvPr id="2000925129" name=""/>
+                    <pic:cNvPicPr/>
+                  </pic:nvPicPr>
+                  <pic:blipFill>
+                    <a:blip r:embed="rId40"/>
+                    <a:stretch>
+                      <a:fillRect/>
+                    </a:stretch>
+                  </pic:blipFill>
+                  <pic:spPr>
+                    <a:xfrm>
+                      <a:off x="0" y="0"/>
+                      <a:ext cx="3419952" cy="1114581"/>
+                    </a:xfrm>
+                    <a:prstGeom prst="rect">
+                      <a:avLst/>
+                    </a:prstGeom>
+                  </pic:spPr>
+                </pic:pic>
+              </a:graphicData>
+            </a:graphic>
+          </wp:inline>
+        </w:drawing>
+      </w:r>
+    </w:p>
+    <w:p>
+      <w:r>
+        <w:drawing>
+          <wp:inline distT="0" distB="0" distL="0" distR="0" wp14:anchorId="0A31FAEA" wp14:editId="3A73A312">
+            <wp:extent cx="4191585" cy="371527"/>
+            <wp:effectExtent l="0" t="0" r="0" b="9525"/>
+            <wp:docPr id="1671544749" name="Picture 1"/>
+            <wp:cNvGraphicFramePr>
+              <a:graphicFrameLocks xmlns:a="http://schemas.openxmlformats.org/drawingml/2006/main" noChangeAspect="1"/>
+            </wp:cNvGraphicFramePr>
+            <a:graphic xmlns:a="http://schemas.openxmlformats.org/drawingml/2006/main">
+              <a:graphicData uri="http://schemas.openxmlformats.org/drawingml/2006/picture">
+                <pic:pic xmlns:pic="http://schemas.openxmlformats.org/drawingml/2006/picture">
+                  <pic:nvPicPr>
+                    <pic:cNvPr id="1671544749" name=""/>
+                    <pic:cNvPicPr/>
+                  </pic:nvPicPr>
+                  <pic:blipFill>
+                    <a:blip r:embed="rId41"/>
+                    <a:stretch>
+                      <a:fillRect/>
+                    </a:stretch>
+                  </pic:blipFill>
+                  <pic:spPr>
+                    <a:xfrm>
+                      <a:off x="0" y="0"/>
+                      <a:ext cx="4191585" cy="371527"/>
+                    </a:xfrm>
+                    <a:prstGeom prst="rect">
+                      <a:avLst/>
+                    </a:prstGeom>
+                  </pic:spPr>
+                </pic:pic>
+              </a:graphicData>
+            </a:graphic>
+          </wp:inline>
+        </w:drawing>
+      </w:r>
+    </w:p>
+    <w:p>
+      <w:r>
+        <w:drawing>
+          <wp:inline distT="0" distB="0" distL="0" distR="0" wp14:anchorId="4802F459" wp14:editId="3464CFFA">
+            <wp:extent cx="1219370" cy="219106"/>
+            <wp:effectExtent l="0" t="0" r="0" b="9525"/>
+            <wp:docPr id="1984532719" name="Picture 1"/>
+            <wp:cNvGraphicFramePr>
+              <a:graphicFrameLocks xmlns:a="http://schemas.openxmlformats.org/drawingml/2006/main" noChangeAspect="1"/>
+            </wp:cNvGraphicFramePr>
+            <a:graphic xmlns:a="http://schemas.openxmlformats.org/drawingml/2006/main">
+              <a:graphicData uri="http://schemas.openxmlformats.org/drawingml/2006/picture">
+                <pic:pic xmlns:pic="http://schemas.openxmlformats.org/drawingml/2006/picture">
+                  <pic:nvPicPr>
+                    <pic:cNvPr id="1984532719" name=""/>
+                    <pic:cNvPicPr/>
+                  </pic:nvPicPr>
+                  <pic:blipFill>
+                    <a:blip r:embed="rId42"/>
+                    <a:stretch>
+                      <a:fillRect/>
+                    </a:stretch>
+                  </pic:blipFill>
+                  <pic:spPr>
+                    <a:xfrm>
+                      <a:off x="0" y="0"/>
+                      <a:ext cx="1219370" cy="219106"/>
+                    </a:xfrm>
+                    <a:prstGeom prst="rect">
+                      <a:avLst/>
+                    </a:prstGeom>
+                  </pic:spPr>
+                </pic:pic>
+              </a:graphicData>
+            </a:graphic>
+          </wp:inline>
+        </w:drawing>
+      </w:r>
+    </w:p>
+    <w:p>
+      <w:r>
+        <w:drawing>
+          <wp:inline distT="0" distB="0" distL="0" distR="0" wp14:anchorId="054B0F51" wp14:editId="2B974542">
+            <wp:extent cx="1914792" cy="371527"/>
+            <wp:effectExtent l="0" t="0" r="0" b="9525"/>
+            <wp:docPr id="207939147" name="Picture 1"/>
+            <wp:cNvGraphicFramePr>
+              <a:graphicFrameLocks xmlns:a="http://schemas.openxmlformats.org/drawingml/2006/main" noChangeAspect="1"/>
+            </wp:cNvGraphicFramePr>
+            <a:graphic xmlns:a="http://schemas.openxmlformats.org/drawingml/2006/main">
+              <a:graphicData uri="http://schemas.openxmlformats.org/drawingml/2006/picture">
+                <pic:pic xmlns:pic="http://schemas.openxmlformats.org/drawingml/2006/picture">
+                  <pic:nvPicPr>
+                    <pic:cNvPr id="207939147" name=""/>
+                    <pic:cNvPicPr/>
+                  </pic:nvPicPr>
+                  <pic:blipFill>
+                    <a:blip r:embed="rId43"/>
+                    <a:stretch>
+                      <a:fillRect/>
+                    </a:stretch>
+                  </pic:blipFill>
+                  <pic:spPr>
+                    <a:xfrm>
+                      <a:off x="0" y="0"/>
+                      <a:ext cx="1914792" cy="371527"/>
+                    </a:xfrm>
+                    <a:prstGeom prst="rect">
+                      <a:avLst/>
+                    </a:prstGeom>
+                  </pic:spPr>
+                </pic:pic>
+              </a:graphicData>
+            </a:graphic>
+          </wp:inline>
+        </w:drawing>
+      </w:r>
+    </w:p>
+    <w:p>
+      <w:r>
+        <w:drawing>
+          <wp:inline distT="0" distB="0" distL="0" distR="0" wp14:anchorId="012B0512" wp14:editId="6A6E3A76">
+            <wp:extent cx="1514686" cy="409632"/>
+            <wp:effectExtent l="0" t="0" r="9525" b="9525"/>
+            <wp:docPr id="920054184" name="Picture 1"/>
+            <wp:cNvGraphicFramePr>
+              <a:graphicFrameLocks xmlns:a="http://schemas.openxmlformats.org/drawingml/2006/main" noChangeAspect="1"/>
+            </wp:cNvGraphicFramePr>
+            <a:graphic xmlns:a="http://schemas.openxmlformats.org/drawingml/2006/main">
+              <a:graphicData uri="http://schemas.openxmlformats.org/drawingml/2006/picture">
+                <pic:pic xmlns:pic="http://schemas.openxmlformats.org/drawingml/2006/picture">
+                  <pic:nvPicPr>
+                    <pic:cNvPr id="920054184" name=""/>
+                    <pic:cNvPicPr/>
+                  </pic:nvPicPr>
+                  <pic:blipFill>
+                    <a:blip r:embed="rId44"/>
+                    <a:stretch>
+                      <a:fillRect/>
+                    </a:stretch>
+                  </pic:blipFill>
+                  <pic:spPr>
+                    <a:xfrm>
+                      <a:off x="0" y="0"/>
+                      <a:ext cx="1514686" cy="409632"/>
+                    </a:xfrm>
+                    <a:prstGeom prst="rect">
+                      <a:avLst/>
+                    </a:prstGeom>
+                  </pic:spPr>
+                </pic:pic>
+              </a:graphicData>
+            </a:graphic>
+          </wp:inline>
+        </w:drawing>
+      </w:r>
+    </w:p>
+    <w:p>
+      <w:r>
+        <w:drawing>
+          <wp:inline distT="0" distB="0" distL="0" distR="0" wp14:anchorId="4461C0B7" wp14:editId="752AF66F">
+            <wp:extent cx="1247949" cy="257211"/>
+            <wp:effectExtent l="0" t="0" r="0" b="9525"/>
+            <wp:docPr id="1511856460" name="Picture 1"/>
+            <wp:cNvGraphicFramePr>
+              <a:graphicFrameLocks xmlns:a="http://schemas.openxmlformats.org/drawingml/2006/main" noChangeAspect="1"/>
+            </wp:cNvGraphicFramePr>
+            <a:graphic xmlns:a="http://schemas.openxmlformats.org/drawingml/2006/main">
+              <a:graphicData uri="http://schemas.openxmlformats.org/drawingml/2006/picture">
+                <pic:pic xmlns:pic="http://schemas.openxmlformats.org/drawingml/2006/picture">
+                  <pic:nvPicPr>
+                    <pic:cNvPr id="1511856460" name=""/>
+                    <pic:cNvPicPr/>
+                  </pic:nvPicPr>
+                  <pic:blipFill>
+                    <a:blip r:embed="rId45"/>
+                    <a:stretch>
+                      <a:fillRect/>
+                    </a:stretch>
+                  </pic:blipFill>
+                  <pic:spPr>
+                    <a:xfrm>
+                      <a:off x="0" y="0"/>
+                      <a:ext cx="1247949" cy="257211"/>
+                    </a:xfrm>
+                    <a:prstGeom prst="rect">
+                      <a:avLst/>
+                    </a:prstGeom>
+                  </pic:spPr>
+                </pic:pic>
+              </a:graphicData>
+            </a:graphic>
+          </wp:inline>
+        </w:drawing>
+      </w:r>
+    </w:p>
+    <w:p>
+      <w:r>
+        <w:drawing>
+          <wp:inline distT="0" distB="0" distL="0" distR="0" wp14:anchorId="5B2FAEA2" wp14:editId="4F4B5EC8">
+            <wp:extent cx="981212" cy="247685"/>
+            <wp:effectExtent l="0" t="0" r="0" b="0"/>
+            <wp:docPr id="241093932" name="Picture 1"/>
+            <wp:cNvGraphicFramePr>
+              <a:graphicFrameLocks xmlns:a="http://schemas.openxmlformats.org/drawingml/2006/main" noChangeAspect="1"/>
+            </wp:cNvGraphicFramePr>
+            <a:graphic xmlns:a="http://schemas.openxmlformats.org/drawingml/2006/main">
+              <a:graphicData uri="http://schemas.openxmlformats.org/drawingml/2006/picture">
+                <pic:pic xmlns:pic="http://schemas.openxmlformats.org/drawingml/2006/picture">
+                  <pic:nvPicPr>
+                    <pic:cNvPr id="241093932" name=""/>
+                    <pic:cNvPicPr/>
+                  </pic:nvPicPr>
+                  <pic:blipFill>
+                    <a:blip r:embed="rId46"/>
+                    <a:stretch>
+                      <a:fillRect/>
+                    </a:stretch>
+                  </pic:blipFill>
+                  <pic:spPr>
+                    <a:xfrm>
+                      <a:off x="0" y="0"/>
+                      <a:ext cx="981212" cy="247685"/>
+                    </a:xfrm>
+                    <a:prstGeom prst="rect">
+                      <a:avLst/>
+                    </a:prstGeom>
+                  </pic:spPr>
+                </pic:pic>
+              </a:graphicData>
+            </a:graphic>
+          </wp:inline>
+        </w:drawing>
+      </w:r>
+    </w:p>
+    <w:p>
+      <w:r>
+        <w:drawing>
+          <wp:inline distT="0" distB="0" distL="0" distR="0" wp14:anchorId="22FEBE61" wp14:editId="21DA61D0">
+            <wp:extent cx="4001058" cy="314369"/>
+            <wp:effectExtent l="0" t="0" r="0" b="9525"/>
+            <wp:docPr id="318782941" name="Picture 1"/>
+            <wp:cNvGraphicFramePr>
+              <a:graphicFrameLocks xmlns:a="http://schemas.openxmlformats.org/drawingml/2006/main" noChangeAspect="1"/>
+            </wp:cNvGraphicFramePr>
+            <a:graphic xmlns:a="http://schemas.openxmlformats.org/drawingml/2006/main">
+              <a:graphicData uri="http://schemas.openxmlformats.org/drawingml/2006/picture">
+                <pic:pic xmlns:pic="http://schemas.openxmlformats.org/drawingml/2006/picture">
+                  <pic:nvPicPr>
+                    <pic:cNvPr id="318782941" name=""/>
+                    <pic:cNvPicPr/>
+                  </pic:nvPicPr>
+                  <pic:blipFill>
+                    <a:blip r:embed="rId47"/>
+                    <a:stretch>
+                      <a:fillRect/>
+                    </a:stretch>
+                  </pic:blipFill>
+                  <pic:spPr>
+                    <a:xfrm>
+                      <a:off x="0" y="0"/>
+                      <a:ext cx="4001058" cy="314369"/>
+                    </a:xfrm>
+                    <a:prstGeom prst="rect">
+                      <a:avLst/>
+                    </a:prstGeom>
+                  </pic:spPr>
+                </pic:pic>
+              </a:graphicData>
+            </a:graphic>
+          </wp:inline>
+        </w:drawing>
+      </w:r>
+    </w:p>
+    <w:p>
+      <w:r>
+        <w:drawing>
+          <wp:inline distT="0" distB="0" distL="0" distR="0" wp14:anchorId="4EB82A00" wp14:editId="56C76B9B">
+            <wp:extent cx="5731510" cy="2366645"/>
+            <wp:effectExtent l="0" t="0" r="2540" b="0"/>
+            <wp:docPr id="630729941" name="Picture 1"/>
+            <wp:cNvGraphicFramePr>
+              <a:graphicFrameLocks xmlns:a="http://schemas.openxmlformats.org/drawingml/2006/main" noChangeAspect="1"/>
+            </wp:cNvGraphicFramePr>
+            <a:graphic xmlns:a="http://schemas.openxmlformats.org/drawingml/2006/main">
+              <a:graphicData uri="http://schemas.openxmlformats.org/drawingml/2006/picture">
+                <pic:pic xmlns:pic="http://schemas.openxmlformats.org/drawingml/2006/picture">
+                  <pic:nvPicPr>
+                    <pic:cNvPr id="630729941" name=""/>
+                    <pic:cNvPicPr/>
+                  </pic:nvPicPr>
+                  <pic:blipFill>
+                    <a:blip r:embed="rId48"/>
+                    <a:stretch>
+                      <a:fillRect/>
+                    </a:stretch>
+                  </pic:blipFill>
+                  <pic:spPr>
+                    <a:xfrm>
+                      <a:off x="0" y="0"/>
+                      <a:ext cx="5731510" cy="2366645"/>
+                    </a:xfrm>
+                    <a:prstGeom prst="rect">
+                      <a:avLst/>
+                    </a:prstGeom>
+                  </pic:spPr>
+                </pic:pic>
+              </a:graphicData>
+            </a:graphic>
+          </wp:inline>
+        </w:drawing>
+      </w:r>
+    </w:p>
+    <w:p>
+      <w:r>
+        <w:drawing>
+          <wp:inline distT="0" distB="0" distL="0" distR="0" wp14:anchorId="7EC416B8" wp14:editId="44911CE3">
+            <wp:extent cx="3784600" cy="2625009"/>
+            <wp:effectExtent l="0" t="0" r="6350" b="4445"/>
+            <wp:docPr id="803994596" name="Picture 1"/>
+            <wp:cNvGraphicFramePr>
+              <a:graphicFrameLocks xmlns:a="http://schemas.openxmlformats.org/drawingml/2006/main" noChangeAspect="1"/>
+            </wp:cNvGraphicFramePr>
+            <a:graphic xmlns:a="http://schemas.openxmlformats.org/drawingml/2006/main">
+              <a:graphicData uri="http://schemas.openxmlformats.org/drawingml/2006/picture">
+                <pic:pic xmlns:pic="http://schemas.openxmlformats.org/drawingml/2006/picture">
+                  <pic:nvPicPr>
+                    <pic:cNvPr id="803994596" name=""/>
+                    <pic:cNvPicPr/>
+                  </pic:nvPicPr>
+                  <pic:blipFill>
+                    <a:blip r:embed="rId49"/>
+                    <a:stretch>
+                      <a:fillRect/>
+                    </a:stretch>
+                  </pic:blipFill>
+                  <pic:spPr>
+                    <a:xfrm>
+                      <a:off x="0" y="0"/>
+                      <a:ext cx="3791539" cy="2629822"/>
+                    </a:xfrm>
+                    <a:prstGeom prst="rect">
+                      <a:avLst/>
+                    </a:prstGeom>
+                  </pic:spPr>
+                </pic:pic>
+              </a:graphicData>
+            </a:graphic>
+          </wp:inline>
+        </w:drawing>
+      </w:r>
+    </w:p>
+    <w:p>
+      <w:r>
+        <w:drawing>
+          <wp:inline distT="0" distB="0" distL="0" distR="0" wp14:anchorId="5A8D3165" wp14:editId="105181FD">
+            <wp:extent cx="5731510" cy="1334135"/>
+            <wp:effectExtent l="0" t="0" r="2540" b="0"/>
+            <wp:docPr id="12395332" name="Picture 1"/>
+            <wp:cNvGraphicFramePr>
+              <a:graphicFrameLocks xmlns:a="http://schemas.openxmlformats.org/drawingml/2006/main" noChangeAspect="1"/>
+            </wp:cNvGraphicFramePr>
+            <a:graphic xmlns:a="http://schemas.openxmlformats.org/drawingml/2006/main">
+              <a:graphicData uri="http://schemas.openxmlformats.org/drawingml/2006/picture">
+                <pic:pic xmlns:pic="http://schemas.openxmlformats.org/drawingml/2006/picture">
+                  <pic:nvPicPr>
+                    <pic:cNvPr id="12395332" name=""/>
+                    <pic:cNvPicPr/>
+                  </pic:nvPicPr>
+                  <pic:blipFill>
+                    <a:blip r:embed="rId50"/>
+                    <a:stretch>
+                      <a:fillRect/>
+                    </a:stretch>
+                  </pic:blipFill>
+                  <pic:spPr>
+                    <a:xfrm>
+                      <a:off x="0" y="0"/>
+                      <a:ext cx="5731510" cy="1334135"/>
+                    </a:xfrm>
+                    <a:prstGeom prst="rect">
+                      <a:avLst/>
+                    </a:prstGeom>
+                  </pic:spPr>
+                </pic:pic>
+              </a:graphicData>
+            </a:graphic>
+          </wp:inline>
+        </w:drawing>
+      </w:r>
+    </w:p>
+    <w:p>
+      <w:r>
+        <w:drawing>
+          <wp:inline distT="0" distB="0" distL="0" distR="0" wp14:anchorId="6F8167F4" wp14:editId="4A9B16D6">
+            <wp:extent cx="4051640" cy="2794000"/>
+            <wp:effectExtent l="0" t="0" r="6350" b="6350"/>
+            <wp:docPr id="1523103575" name="Picture 1"/>
+            <wp:cNvGraphicFramePr>
+              <a:graphicFrameLocks xmlns:a="http://schemas.openxmlformats.org/drawingml/2006/main" noChangeAspect="1"/>
+            </wp:cNvGraphicFramePr>
+            <a:graphic xmlns:a="http://schemas.openxmlformats.org/drawingml/2006/main">
+              <a:graphicData uri="http://schemas.openxmlformats.org/drawingml/2006/picture">
+                <pic:pic xmlns:pic="http://schemas.openxmlformats.org/drawingml/2006/picture">
+                  <pic:nvPicPr>
+                    <pic:cNvPr id="1523103575" name=""/>
+                    <pic:cNvPicPr/>
+                  </pic:nvPicPr>
+                  <pic:blipFill>
+                    <a:blip r:embed="rId51"/>
+                    <a:stretch>
+                      <a:fillRect/>
+                    </a:stretch>
+                  </pic:blipFill>
+                  <pic:spPr>
+                    <a:xfrm>
+                      <a:off x="0" y="0"/>
+                      <a:ext cx="4055606" cy="2796735"/>
+                    </a:xfrm>
+                    <a:prstGeom prst="rect">
+                      <a:avLst/>
+                    </a:prstGeom>
+                  </pic:spPr>
+                </pic:pic>
+              </a:graphicData>
+            </a:graphic>
+          </wp:inline>
+        </w:drawing>
+      </w:r>
+    </w:p>
+    <w:p>
+      <w:r>
+        <w:drawing>
+          <wp:inline distT="0" distB="0" distL="0" distR="0" wp14:anchorId="23C75F89" wp14:editId="027EAC5B">
+            <wp:extent cx="5731510" cy="2682240"/>
+            <wp:effectExtent l="0" t="0" r="2540" b="3810"/>
+            <wp:docPr id="915644868" name="Picture 1"/>
+            <wp:cNvGraphicFramePr>
+              <a:graphicFrameLocks xmlns:a="http://schemas.openxmlformats.org/drawingml/2006/main" noChangeAspect="1"/>
+            </wp:cNvGraphicFramePr>
+            <a:graphic xmlns:a="http://schemas.openxmlformats.org/drawingml/2006/main">
+              <a:graphicData uri="http://schemas.openxmlformats.org/drawingml/2006/picture">
+                <pic:pic xmlns:pic="http://schemas.openxmlformats.org/drawingml/2006/picture">
+                  <pic:nvPicPr>
+                    <pic:cNvPr id="915644868" name=""/>
+                    <pic:cNvPicPr/>
+                  </pic:nvPicPr>
+                  <pic:blipFill>
+                    <a:blip r:embed="rId52"/>
+                    <a:stretch>
+                      <a:fillRect/>
+                    </a:stretch>
+                  </pic:blipFill>
+                  <pic:spPr>
+                    <a:xfrm>
+                      <a:off x="0" y="0"/>
+                      <a:ext cx="5731510" cy="2682240"/>
+                    </a:xfrm>
+                    <a:prstGeom prst="rect">
+                      <a:avLst/>
+                    </a:prstGeom>
+                  </pic:spPr>
+                </pic:pic>
+              </a:graphicData>
+            </a:graphic>
+          </wp:inline>
+        </w:drawing>
+      </w:r>
+    </w:p>
+    <w:p>
+      <w:r>
+        <w:drawing>
+          <wp:inline distT="0" distB="0" distL="0" distR="0" wp14:anchorId="4830337B" wp14:editId="1B4C2624">
+            <wp:extent cx="3810348" cy="2844800"/>
+            <wp:effectExtent l="0" t="0" r="0" b="0"/>
+            <wp:docPr id="649770217" name="Picture 1"/>
+            <wp:cNvGraphicFramePr>
+              <a:graphicFrameLocks xmlns:a="http://schemas.openxmlformats.org/drawingml/2006/main" noChangeAspect="1"/>
+            </wp:cNvGraphicFramePr>
+            <a:graphic xmlns:a="http://schemas.openxmlformats.org/drawingml/2006/main">
+              <a:graphicData uri="http://schemas.openxmlformats.org/drawingml/2006/picture">
+                <pic:pic xmlns:pic="http://schemas.openxmlformats.org/drawingml/2006/picture">
+                  <pic:nvPicPr>
+                    <pic:cNvPr id="649770217" name=""/>
+                    <pic:cNvPicPr/>
+                  </pic:nvPicPr>
+                  <pic:blipFill>
+                    <a:blip r:embed="rId53"/>
+                    <a:stretch>
+                      <a:fillRect/>
+                    </a:stretch>
+                  </pic:blipFill>
+                  <pic:spPr>
+                    <a:xfrm>
+                      <a:off x="0" y="0"/>
+                      <a:ext cx="3816198" cy="2849168"/>
+                    </a:xfrm>
+                    <a:prstGeom prst="rect">
+                      <a:avLst/>
+                    </a:prstGeom>
+                  </pic:spPr>
+                </pic:pic>
+              </a:graphicData>
+            </a:graphic>
+          </wp:inline>
+        </w:drawing>
+      </w:r>
+    </w:p>
+    <w:p>
+      <w:r>
+        <w:drawing>
+          <wp:inline distT="0" distB="0" distL="0" distR="0" wp14:anchorId="5CFB2179" wp14:editId="342BBECF">
+            <wp:extent cx="5731510" cy="2491105"/>
+            <wp:effectExtent l="0" t="0" r="2540" b="4445"/>
+            <wp:docPr id="318340237" name="Picture 1"/>
+            <wp:cNvGraphicFramePr>
+              <a:graphicFrameLocks xmlns:a="http://schemas.openxmlformats.org/drawingml/2006/main" noChangeAspect="1"/>
+            </wp:cNvGraphicFramePr>
+            <a:graphic xmlns:a="http://schemas.openxmlformats.org/drawingml/2006/main">
+              <a:graphicData uri="http://schemas.openxmlformats.org/drawingml/2006/picture">
+                <pic:pic xmlns:pic="http://schemas.openxmlformats.org/drawingml/2006/picture">
+                  <pic:nvPicPr>
+                    <pic:cNvPr id="318340237" name=""/>
+                    <pic:cNvPicPr/>
+                  </pic:nvPicPr>
+                  <pic:blipFill>
+                    <a:blip r:embed="rId54"/>
+                    <a:stretch>
+                      <a:fillRect/>
+                    </a:stretch>
+                  </pic:blipFill>
+                  <pic:spPr>
+                    <a:xfrm>
+                      <a:off x="0" y="0"/>
+                      <a:ext cx="5731510" cy="2491105"/>
+                    </a:xfrm>
+                    <a:prstGeom prst="rect">
+                      <a:avLst/>
+                    </a:prstGeom>
+                  </pic:spPr>
+                </pic:pic>
+              </a:graphicData>
+            </a:graphic>
+          </wp:inline>
+        </w:drawing>
+      </w:r>
+    </w:p>
+    <w:p>
+      <w:r>
+        <w:drawing>
+          <wp:inline distT="0" distB="0" distL="0" distR="0" wp14:anchorId="1968B436" wp14:editId="60D62A25">
+            <wp:extent cx="5277587" cy="4410691"/>
+            <wp:effectExtent l="0" t="0" r="0" b="9525"/>
+            <wp:docPr id="1873858087" name="Picture 1"/>
+            <wp:cNvGraphicFramePr>
+              <a:graphicFrameLocks xmlns:a="http://schemas.openxmlformats.org/drawingml/2006/main" noChangeAspect="1"/>
+            </wp:cNvGraphicFramePr>
+            <a:graphic xmlns:a="http://schemas.openxmlformats.org/drawingml/2006/main">
+              <a:graphicData uri="http://schemas.openxmlformats.org/drawingml/2006/picture">
+                <pic:pic xmlns:pic="http://schemas.openxmlformats.org/drawingml/2006/picture">
+                  <pic:nvPicPr>
+                    <pic:cNvPr id="1873858087" name=""/>
+                    <pic:cNvPicPr/>
+                  </pic:nvPicPr>
+                  <pic:blipFill>
+                    <a:blip r:embed="rId55"/>
+                    <a:stretch>
+                      <a:fillRect/>
+                    </a:stretch>
+                  </pic:blipFill>
+                  <pic:spPr>
+                    <a:xfrm>
+                      <a:off x="0" y="0"/>
+                      <a:ext cx="5277587" cy="4410691"/>
+                    </a:xfrm>
+                    <a:prstGeom prst="rect">
+                      <a:avLst/>
+                    </a:prstGeom>
+                  </pic:spPr>
+                </pic:pic>
+              </a:graphicData>
+            </a:graphic>
+          </wp:inline>
+        </w:drawing>
+      </w:r>
+    </w:p>
+    <w:p>
+      <w:r>
+        <w:drawing>
+          <wp:inline distT="0" distB="0" distL="0" distR="0" wp14:anchorId="69A5E992" wp14:editId="1CFE6F51">
+            <wp:extent cx="3048425" cy="666843"/>
+            <wp:effectExtent l="0" t="0" r="0" b="0"/>
+            <wp:docPr id="1813687543" name="Picture 1"/>
+            <wp:cNvGraphicFramePr>
+              <a:graphicFrameLocks xmlns:a="http://schemas.openxmlformats.org/drawingml/2006/main" noChangeAspect="1"/>
+            </wp:cNvGraphicFramePr>
+            <a:graphic xmlns:a="http://schemas.openxmlformats.org/drawingml/2006/main">
+              <a:graphicData uri="http://schemas.openxmlformats.org/drawingml/2006/picture">
+                <pic:pic xmlns:pic="http://schemas.openxmlformats.org/drawingml/2006/picture">
+                  <pic:nvPicPr>
+                    <pic:cNvPr id="1813687543" name=""/>
+                    <pic:cNvPicPr/>
+                  </pic:nvPicPr>
+                  <pic:blipFill>
+                    <a:blip r:embed="rId56"/>
+                    <a:stretch>
+                      <a:fillRect/>
+                    </a:stretch>
+                  </pic:blipFill>
+                  <pic:spPr>
+                    <a:xfrm>
+                      <a:off x="0" y="0"/>
+                      <a:ext cx="3048425" cy="666843"/>
+                    </a:xfrm>
+                    <a:prstGeom prst="rect">
+                      <a:avLst/>
+                    </a:prstGeom>
+                  </pic:spPr>
+                </pic:pic>
+              </a:graphicData>
+            </a:graphic>
+          </wp:inline>
+        </w:drawing>
+      </w:r>
+    </w:p>
+    <w:p>
+      <w:r>
+        <w:drawing>
+          <wp:inline distT="0" distB="0" distL="0" distR="0" wp14:anchorId="4EA2310D" wp14:editId="08E3E660">
+            <wp:extent cx="5731510" cy="404495"/>
+            <wp:effectExtent l="0" t="0" r="2540" b="0"/>
+            <wp:docPr id="1444130688" name="Picture 1"/>
+            <wp:cNvGraphicFramePr>
+              <a:graphicFrameLocks xmlns:a="http://schemas.openxmlformats.org/drawingml/2006/main" noChangeAspect="1"/>
+            </wp:cNvGraphicFramePr>
+            <a:graphic xmlns:a="http://schemas.openxmlformats.org/drawingml/2006/main">
+              <a:graphicData uri="http://schemas.openxmlformats.org/drawingml/2006/picture">
+                <pic:pic xmlns:pic="http://schemas.openxmlformats.org/drawingml/2006/picture">
+                  <pic:nvPicPr>
+                    <pic:cNvPr id="1444130688" name=""/>
+                    <pic:cNvPicPr/>
+                  </pic:nvPicPr>
+                  <pic:blipFill>
+                    <a:blip r:embed="rId57"/>
+                    <a:stretch>
+                      <a:fillRect/>
+                    </a:stretch>
+                  </pic:blipFill>
+                  <pic:spPr>
+                    <a:xfrm>
+                      <a:off x="0" y="0"/>
+                      <a:ext cx="5731510" cy="404495"/>
+                    </a:xfrm>
+                    <a:prstGeom prst="rect">
+                      <a:avLst/>
+                    </a:prstGeom>
+                  </pic:spPr>
+                </pic:pic>
+              </a:graphicData>
+            </a:graphic>
+          </wp:inline>
+        </w:drawing>
+      </w:r>
+    </w:p>
+    <w:p>
+      <w:r>
+        <w:drawing>
+          <wp:inline distT="0" distB="0" distL="0" distR="0" wp14:anchorId="3E2B3177" wp14:editId="1A1583CA">
+            <wp:extent cx="4763165" cy="1076475"/>
+            <wp:effectExtent l="0" t="0" r="0" b="9525"/>
+            <wp:docPr id="1313643749" name="Picture 1"/>
+            <wp:cNvGraphicFramePr>
+              <a:graphicFrameLocks xmlns:a="http://schemas.openxmlformats.org/drawingml/2006/main" noChangeAspect="1"/>
+            </wp:cNvGraphicFramePr>
+            <a:graphic xmlns:a="http://schemas.openxmlformats.org/drawingml/2006/main">
+              <a:graphicData uri="http://schemas.openxmlformats.org/drawingml/2006/picture">
+                <pic:pic xmlns:pic="http://schemas.openxmlformats.org/drawingml/2006/picture">
+                  <pic:nvPicPr>
+                    <pic:cNvPr id="1313643749" name=""/>
+                    <pic:cNvPicPr/>
+                  </pic:nvPicPr>
+                  <pic:blipFill>
+                    <a:blip r:embed="rId58"/>
+                    <a:stretch>
+                      <a:fillRect/>
+                    </a:stretch>
+                  </pic:blipFill>
+                  <pic:spPr>
+                    <a:xfrm>
+                      <a:off x="0" y="0"/>
+                      <a:ext cx="4763165" cy="1076475"/>
+                    </a:xfrm>
+                    <a:prstGeom prst="rect">
+                      <a:avLst/>
+                    </a:prstGeom>
+                  </pic:spPr>
+                </pic:pic>
+              </a:graphicData>
+            </a:graphic>
+          </wp:inline>
+        </w:drawing>
+      </w:r>
+    </w:p>
+    <w:p>
+      <w:r>
+        <w:drawing>
+          <wp:inline distT="0" distB="0" distL="0" distR="0" wp14:anchorId="352E0284" wp14:editId="4123495C">
+            <wp:extent cx="5115639" cy="562053"/>
+            <wp:effectExtent l="0" t="0" r="8890" b="9525"/>
+            <wp:docPr id="176974831" name="Picture 1"/>
+            <wp:cNvGraphicFramePr>
+              <a:graphicFrameLocks xmlns:a="http://schemas.openxmlformats.org/drawingml/2006/main" noChangeAspect="1"/>
+            </wp:cNvGraphicFramePr>
+            <a:graphic xmlns:a="http://schemas.openxmlformats.org/drawingml/2006/main">
+              <a:graphicData uri="http://schemas.openxmlformats.org/drawingml/2006/picture">
+                <pic:pic xmlns:pic="http://schemas.openxmlformats.org/drawingml/2006/picture">
+                  <pic:nvPicPr>
+                    <pic:cNvPr id="176974831" name=""/>
+                    <pic:cNvPicPr/>
+                  </pic:nvPicPr>
+                  <pic:blipFill>
+                    <a:blip r:embed="rId59"/>
+                    <a:stretch>
+                      <a:fillRect/>
+                    </a:stretch>
+                  </pic:blipFill>
+                  <pic:spPr>
+                    <a:xfrm>
+                      <a:off x="0" y="0"/>
+                      <a:ext cx="5115639" cy="562053"/>
+                    </a:xfrm>
+                    <a:prstGeom prst="rect">
+                      <a:avLst/>
+                    </a:prstGeom>
+                  </pic:spPr>
+                </pic:pic>
+              </a:graphicData>
+            </a:graphic>
+          </wp:inline>
+        </w:drawing>
+      </w:r>
+    </w:p>
+    <w:p>
+      <w:r>
+        <w:drawing>
+          <wp:inline distT="0" distB="0" distL="0" distR="0" wp14:anchorId="44376249" wp14:editId="1BC25E11">
+            <wp:extent cx="3067478" cy="466790"/>
+            <wp:effectExtent l="0" t="0" r="0" b="9525"/>
+            <wp:docPr id="1520368832" name="Picture 1"/>
+            <wp:cNvGraphicFramePr>
+              <a:graphicFrameLocks xmlns:a="http://schemas.openxmlformats.org/drawingml/2006/main" noChangeAspect="1"/>
+            </wp:cNvGraphicFramePr>
+            <a:graphic xmlns:a="http://schemas.openxmlformats.org/drawingml/2006/main">
+              <a:graphicData uri="http://schemas.openxmlformats.org/drawingml/2006/picture">
+                <pic:pic xmlns:pic="http://schemas.openxmlformats.org/drawingml/2006/picture">
+                  <pic:nvPicPr>
+                    <pic:cNvPr id="1520368832" name=""/>
+                    <pic:cNvPicPr/>
+                  </pic:nvPicPr>
+                  <pic:blipFill>
+                    <a:blip r:embed="rId60"/>
+                    <a:stretch>
+                      <a:fillRect/>
+                    </a:stretch>
+                  </pic:blipFill>
+                  <pic:spPr>
+                    <a:xfrm>
+                      <a:off x="0" y="0"/>
+                      <a:ext cx="3067478" cy="466790"/>
+                    </a:xfrm>
+                    <a:prstGeom prst="rect">
+                      <a:avLst/>
+                    </a:prstGeom>
+                  </pic:spPr>
+                </pic:pic>
+              </a:graphicData>
+            </a:graphic>
+          </wp:inline>
+        </w:drawing>
+      </w:r>
+    </w:p>
+    <w:p>
+      <w:r>
+        <w:drawing>
+          <wp:inline distT="0" distB="0" distL="0" distR="0" wp14:anchorId="410A79D0" wp14:editId="49F0021E">
+            <wp:extent cx="3153215" cy="371527"/>
+            <wp:effectExtent l="0" t="0" r="0" b="9525"/>
+            <wp:docPr id="128119961" name="Picture 1"/>
+            <wp:cNvGraphicFramePr>
+              <a:graphicFrameLocks xmlns:a="http://schemas.openxmlformats.org/drawingml/2006/main" noChangeAspect="1"/>
+            </wp:cNvGraphicFramePr>
+            <a:graphic xmlns:a="http://schemas.openxmlformats.org/drawingml/2006/main">
+              <a:graphicData uri="http://schemas.openxmlformats.org/drawingml/2006/picture">
+                <pic:pic xmlns:pic="http://schemas.openxmlformats.org/drawingml/2006/picture">
+                  <pic:nvPicPr>
+                    <pic:cNvPr id="128119961" name=""/>
+                    <pic:cNvPicPr/>
+                  </pic:nvPicPr>
+                  <pic:blipFill>
+                    <a:blip r:embed="rId61"/>
+                    <a:stretch>
+                      <a:fillRect/>
+                    </a:stretch>
+                  </pic:blipFill>
+                  <pic:spPr>
+                    <a:xfrm>
+                      <a:off x="0" y="0"/>
+                      <a:ext cx="3153215" cy="371527"/>
+                    </a:xfrm>
+                    <a:prstGeom prst="rect">
+                      <a:avLst/>
+                    </a:prstGeom>
+                  </pic:spPr>
+                </pic:pic>
+              </a:graphicData>
+            </a:graphic>
+          </wp:inline>
+        </w:drawing>
+      </w:r>
+    </w:p>
+    <w:p>
+      <w:r>
+        <w:drawing>
+          <wp:inline distT="0" distB="0" distL="0" distR="0" wp14:anchorId="2EF5EB1B" wp14:editId="2B4934EA">
+            <wp:extent cx="4182059" cy="1305107"/>
+            <wp:effectExtent l="0" t="0" r="9525" b="9525"/>
+            <wp:docPr id="1996140897" name="Picture 1"/>
+            <wp:cNvGraphicFramePr>
+              <a:graphicFrameLocks xmlns:a="http://schemas.openxmlformats.org/drawingml/2006/main" noChangeAspect="1"/>
+            </wp:cNvGraphicFramePr>
+            <a:graphic xmlns:a="http://schemas.openxmlformats.org/drawingml/2006/main">
+              <a:graphicData uri="http://schemas.openxmlformats.org/drawingml/2006/picture">
+                <pic:pic xmlns:pic="http://schemas.openxmlformats.org/drawingml/2006/picture">
+                  <pic:nvPicPr>
+                    <pic:cNvPr id="1996140897" name=""/>
+                    <pic:cNvPicPr/>
+                  </pic:nvPicPr>
+                  <pic:blipFill>
+                    <a:blip r:embed="rId62"/>
+                    <a:stretch>
+                      <a:fillRect/>
+                    </a:stretch>
+                  </pic:blipFill>
+                  <pic:spPr>
+                    <a:xfrm>
+                      <a:off x="0" y="0"/>
+                      <a:ext cx="4182059" cy="1305107"/>
+                    </a:xfrm>
+                    <a:prstGeom prst="rect">
+                      <a:avLst/>
+                    </a:prstGeom>
+                  </pic:spPr>
+                </pic:pic>
+              </a:graphicData>
+            </a:graphic>
+          </wp:inline>
+        </w:drawing>
+      </w:r>
+    </w:p>
+    <w:p>
+      <w:r>
+        <w:drawing>
+          <wp:inline distT="0" distB="0" distL="0" distR="0" wp14:anchorId="5FF3D43B" wp14:editId="0A259114">
+            <wp:extent cx="5731510" cy="3058795"/>
+            <wp:effectExtent l="0" t="0" r="2540" b="8255"/>
+            <wp:docPr id="1330765587" name="Picture 1"/>
+            <wp:cNvGraphicFramePr>
+              <a:graphicFrameLocks xmlns:a="http://schemas.openxmlformats.org/drawingml/2006/main" noChangeAspect="1"/>
+            </wp:cNvGraphicFramePr>
+            <a:graphic xmlns:a="http://schemas.openxmlformats.org/drawingml/2006/main">
+              <a:graphicData uri="http://schemas.openxmlformats.org/drawingml/2006/picture">
+                <pic:pic xmlns:pic="http://schemas.openxmlformats.org/drawingml/2006/picture">
+                  <pic:nvPicPr>
+                    <pic:cNvPr id="1330765587" name=""/>
+                    <pic:cNvPicPr/>
+                  </pic:nvPicPr>
+                  <pic:blipFill>
+                    <a:blip r:embed="rId63"/>
+                    <a:stretch>
+                      <a:fillRect/>
+                    </a:stretch>
+                  </pic:blipFill>
+                  <pic:spPr>
+                    <a:xfrm>
+                      <a:off x="0" y="0"/>
+                      <a:ext cx="5731510" cy="3058795"/>
+                    </a:xfrm>
+                    <a:prstGeom prst="rect">
+                      <a:avLst/>
+                    </a:prstGeom>
+                  </pic:spPr>
+                </pic:pic>
+              </a:graphicData>
+            </a:graphic>
+          </wp:inline>
+        </w:drawing>
+      </w:r>
+    </w:p>
+    <w:p>
+      <w:r>
+        <w:drawing>
+          <wp:inline distT="0" distB="0" distL="0" distR="0" wp14:anchorId="283C0161" wp14:editId="210D9CF0">
+            <wp:extent cx="3877216" cy="314369"/>
+            <wp:effectExtent l="0" t="0" r="0" b="9525"/>
+            <wp:docPr id="606888093" name="Picture 1"/>
+            <wp:cNvGraphicFramePr>
+              <a:graphicFrameLocks xmlns:a="http://schemas.openxmlformats.org/drawingml/2006/main" noChangeAspect="1"/>
+            </wp:cNvGraphicFramePr>
+            <a:graphic xmlns:a="http://schemas.openxmlformats.org/drawingml/2006/main">
+              <a:graphicData uri="http://schemas.openxmlformats.org/drawingml/2006/picture">
+                <pic:pic xmlns:pic="http://schemas.openxmlformats.org/drawingml/2006/picture">
+                  <pic:nvPicPr>
+                    <pic:cNvPr id="606888093" name=""/>
+                    <pic:cNvPicPr/>
+                  </pic:nvPicPr>
+                  <pic:blipFill>
+                    <a:blip r:embed="rId64"/>
+                    <a:stretch>
+                      <a:fillRect/>
+                    </a:stretch>
+                  </pic:blipFill>
+                  <pic:spPr>
+                    <a:xfrm>
+                      <a:off x="0" y="0"/>
+                      <a:ext cx="3877216" cy="314369"/>
+                    </a:xfrm>
+                    <a:prstGeom prst="rect">
+                      <a:avLst/>
+                    </a:prstGeom>
+                  </pic:spPr>
+                </pic:pic>
+              </a:graphicData>
+            </a:graphic>
+          </wp:inline>
+        </w:drawing>
+      </w:r>
+    </w:p>
+    <w:p>
+      <w:r>
+        <w:drawing>
+          <wp:inline distT="0" distB="0" distL="0" distR="0" wp14:anchorId="637D2501" wp14:editId="635E54F3">
+            <wp:extent cx="3699590" cy="2832100"/>
+            <wp:effectExtent l="0" t="0" r="0" b="6350"/>
+            <wp:docPr id="424582829" name="Picture 1"/>
+            <wp:cNvGraphicFramePr>
+              <a:graphicFrameLocks xmlns:a="http://schemas.openxmlformats.org/drawingml/2006/main" noChangeAspect="1"/>
+            </wp:cNvGraphicFramePr>
+            <a:graphic xmlns:a="http://schemas.openxmlformats.org/drawingml/2006/main">
+              <a:graphicData uri="http://schemas.openxmlformats.org/drawingml/2006/picture">
+                <pic:pic xmlns:pic="http://schemas.openxmlformats.org/drawingml/2006/picture">
+                  <pic:nvPicPr>
+                    <pic:cNvPr id="424582829" name=""/>
+                    <pic:cNvPicPr/>
+                  </pic:nvPicPr>
+                  <pic:blipFill>
+                    <a:blip r:embed="rId65"/>
+                    <a:stretch>
+                      <a:fillRect/>
+                    </a:stretch>
+                  </pic:blipFill>
+                  <pic:spPr>
+                    <a:xfrm>
+                      <a:off x="0" y="0"/>
+                      <a:ext cx="3701469" cy="2833538"/>
+                    </a:xfrm>
+                    <a:prstGeom prst="rect">
+                      <a:avLst/>
+                    </a:prstGeom>
+                  </pic:spPr>
+                </pic:pic>
+              </a:graphicData>
+            </a:graphic>
+          </wp:inline>
+        </w:drawing>
+      </w:r>
+    </w:p>
+    <w:p/>
+    <w:p>
+      <w:r>
+        <w:drawing>
+          <wp:inline distT="0" distB="0" distL="0" distR="0" wp14:anchorId="14DEBAC8" wp14:editId="62E40478">
+            <wp:extent cx="5731510" cy="193675"/>
+            <wp:effectExtent l="0" t="0" r="2540" b="0"/>
+            <wp:docPr id="1136894814" name="Picture 1"/>
+            <wp:cNvGraphicFramePr>
+              <a:graphicFrameLocks xmlns:a="http://schemas.openxmlformats.org/drawingml/2006/main" noChangeAspect="1"/>
+            </wp:cNvGraphicFramePr>
+            <a:graphic xmlns:a="http://schemas.openxmlformats.org/drawingml/2006/main">
+              <a:graphicData uri="http://schemas.openxmlformats.org/drawingml/2006/picture">
+                <pic:pic xmlns:pic="http://schemas.openxmlformats.org/drawingml/2006/picture">
+                  <pic:nvPicPr>
+                    <pic:cNvPr id="1136894814" name=""/>
+                    <pic:cNvPicPr/>
+                  </pic:nvPicPr>
+                  <pic:blipFill>
+                    <a:blip r:embed="rId66"/>
+                    <a:stretch>
+                      <a:fillRect/>
+                    </a:stretch>
+                  </pic:blipFill>
+                  <pic:spPr>
+                    <a:xfrm>
+                      <a:off x="0" y="0"/>
+                      <a:ext cx="5731510" cy="193675"/>
+                    </a:xfrm>
+                    <a:prstGeom prst="rect">
+                      <a:avLst/>
+                    </a:prstGeom>
+                  </pic:spPr>
+                </pic:pic>
+              </a:graphicData>
+            </a:graphic>
+          </wp:inline>
+        </w:drawing>
+      </w:r>
+    </w:p>
+    <w:p>
+      <w:r>
+        <w:drawing>
+          <wp:inline distT="0" distB="0" distL="0" distR="0" wp14:anchorId="1F78D943" wp14:editId="7A339EF3">
+            <wp:extent cx="5020376" cy="333422"/>
+            <wp:effectExtent l="0" t="0" r="0" b="9525"/>
+            <wp:docPr id="972520623" name="Picture 1"/>
+            <wp:cNvGraphicFramePr>
+              <a:graphicFrameLocks xmlns:a="http://schemas.openxmlformats.org/drawingml/2006/main" noChangeAspect="1"/>
+            </wp:cNvGraphicFramePr>
+            <a:graphic xmlns:a="http://schemas.openxmlformats.org/drawingml/2006/main">
+              <a:graphicData uri="http://schemas.openxmlformats.org/drawingml/2006/picture">
+                <pic:pic xmlns:pic="http://schemas.openxmlformats.org/drawingml/2006/picture">
+                  <pic:nvPicPr>
+                    <pic:cNvPr id="972520623" name=""/>
+                    <pic:cNvPicPr/>
+                  </pic:nvPicPr>
+                  <pic:blipFill>
+                    <a:blip r:embed="rId67"/>
+                    <a:stretch>
+                      <a:fillRect/>
+                    </a:stretch>
+                  </pic:blipFill>
+                  <pic:spPr>
+                    <a:xfrm>
+                      <a:off x="0" y="0"/>
+                      <a:ext cx="5020376" cy="333422"/>
+                    </a:xfrm>
+                    <a:prstGeom prst="rect">
+                      <a:avLst/>
+                    </a:prstGeom>
+                  </pic:spPr>
+                </pic:pic>
+              </a:graphicData>
+            </a:graphic>
+          </wp:inline>
+        </w:drawing>
+      </w:r>
+    </w:p>
+    <w:p>
+      <w:r>
+        <w:drawing>
+          <wp:inline distT="0" distB="0" distL="0" distR="0" wp14:anchorId="2E8045B6" wp14:editId="46D4A8B1">
+            <wp:extent cx="5731510" cy="290195"/>
+            <wp:effectExtent l="0" t="0" r="2540" b="0"/>
+            <wp:docPr id="185662488" name="Picture 1"/>
+            <wp:cNvGraphicFramePr>
+              <a:graphicFrameLocks xmlns:a="http://schemas.openxmlformats.org/drawingml/2006/main" noChangeAspect="1"/>
+            </wp:cNvGraphicFramePr>
+            <a:graphic xmlns:a="http://schemas.openxmlformats.org/drawingml/2006/main">
+              <a:graphicData uri="http://schemas.openxmlformats.org/drawingml/2006/picture">
+                <pic:pic xmlns:pic="http://schemas.openxmlformats.org/drawingml/2006/picture">
+                  <pic:nvPicPr>
+                    <pic:cNvPr id="185662488" name=""/>
+                    <pic:cNvPicPr/>
+                  </pic:nvPicPr>
+                  <pic:blipFill>
+                    <a:blip r:embed="rId68"/>
+                    <a:stretch>
+                      <a:fillRect/>
+                    </a:stretch>
+                  </pic:blipFill>
+                  <pic:spPr>
+                    <a:xfrm>
+                      <a:off x="0" y="0"/>
+                      <a:ext cx="5731510" cy="290195"/>
+                    </a:xfrm>
+                    <a:prstGeom prst="rect">
+                      <a:avLst/>
+                    </a:prstGeom>
+                  </pic:spPr>
+                </pic:pic>
+              </a:graphicData>
+            </a:graphic>
+          </wp:inline>
+        </w:drawing>
+      </w:r>
+    </w:p>
+    <w:p/>
     <w:p/>
     <w:sectPr>
       <w:pgSz w:w="11906" w:h="16838"/>
